--- a/public/assets/attandance sheet -.docx
+++ b/public/assets/attandance sheet -.docx
@@ -1,6 +1,6 @@
 
 <file path=word/document.xml><?xml version="1.0" encoding="utf-8"?>
-<w:document xmlns:wpc="http://schemas.microsoft.com/office/word/2010/wordprocessingCanvas" xmlns:cx="http://schemas.microsoft.com/office/drawing/2014/chartex" xmlns:cx1="http://schemas.microsoft.com/office/drawing/2015/9/8/chartex" xmlns:cx2="http://schemas.microsoft.com/office/drawing/2015/10/21/chartex" xmlns:cx3="http://schemas.microsoft.com/office/drawing/2016/5/9/chartex" xmlns:cx4="http://schemas.microsoft.com/office/drawing/2016/5/10/chartex" xmlns:cx5="http://schemas.microsoft.com/office/drawing/2016/5/11/chartex" xmlns:cx6="http://schemas.microsoft.com/office/drawing/2016/5/12/chartex" xmlns:cx7="http://schemas.microsoft.com/office/drawing/2016/5/13/chartex" xmlns:cx8="http://schemas.microsoft.com/office/drawing/2016/5/14/chartex" xmlns:mc="http://schemas.openxmlformats.org/markup-compatibility/2006" xmlns:aink="http://schemas.microsoft.com/office/drawing/2016/ink" xmlns:am3d="http://schemas.microsoft.com/office/drawing/2017/model3d" xmlns:o="urn:schemas-microsoft-com:office:office" xmlns:oel="http://schemas.microsoft.com/office/2019/extlst" xmlns:r="http://schemas.openxmlformats.org/officeDocument/2006/relationships" xmlns:m="http://schemas.openxmlformats.org/officeDocument/2006/math" xmlns:v="urn:schemas-microsoft-com:vml" xmlns:wp14="http://schemas.microsoft.com/office/word/2010/wordprocessingDrawing" xmlns:wp="http://schemas.openxmlformats.org/drawingml/2006/wordprocessingDrawing" xmlns:w10="urn:schemas-microsoft-com:office:word" xmlns:w="http://schemas.openxmlformats.org/wordprocessingml/2006/main" xmlns:w14="http://schemas.microsoft.com/office/word/2010/wordml" xmlns:w15="http://schemas.microsoft.com/office/word/2012/wordml" xmlns:w16cex="http://schemas.microsoft.com/office/word/2018/wordml/cex" xmlns:w16cid="http://schemas.microsoft.com/office/word/2016/wordml/cid" xmlns:w16="http://schemas.microsoft.com/office/word/2018/wordml" xmlns:w16du="http://schemas.microsoft.com/office/word/2023/wordml/word16du" xmlns:w16sdtdh="http://schemas.microsoft.com/office/word/2020/wordml/sdtdatahash" xmlns:w16se="http://schemas.microsoft.com/office/word/2015/wordml/symex" xmlns:wpg="http://schemas.microsoft.com/office/word/2010/wordprocessingGroup" xmlns:wpi="http://schemas.microsoft.com/office/word/2010/wordprocessingInk" xmlns:wne="http://schemas.microsoft.com/office/word/2006/wordml" xmlns:wps="http://schemas.microsoft.com/office/word/2010/wordprocessingShape" mc:Ignorable="w14 w15 w16se w16cid w16 w16cex w16sdtdh w16du wp14">
+<w:document xmlns:wpc="http://schemas.microsoft.com/office/word/2010/wordprocessingCanvas" xmlns:cx="http://schemas.microsoft.com/office/drawing/2014/chartex" xmlns:cx1="http://schemas.microsoft.com/office/drawing/2015/9/8/chartex" xmlns:cx2="http://schemas.microsoft.com/office/drawing/2015/10/21/chartex" xmlns:cx3="http://schemas.microsoft.com/office/drawing/2016/5/9/chartex" xmlns:cx4="http://schemas.microsoft.com/office/drawing/2016/5/10/chartex" xmlns:cx5="http://schemas.microsoft.com/office/drawing/2016/5/11/chartex" xmlns:cx6="http://schemas.microsoft.com/office/drawing/2016/5/12/chartex" xmlns:cx7="http://schemas.microsoft.com/office/drawing/2016/5/13/chartex" xmlns:cx8="http://schemas.microsoft.com/office/drawing/2016/5/14/chartex" xmlns:mc="http://schemas.openxmlformats.org/markup-compatibility/2006" xmlns:aink="http://schemas.microsoft.com/office/drawing/2016/ink" xmlns:am3d="http://schemas.microsoft.com/office/drawing/2017/model3d" xmlns:o="urn:schemas-microsoft-com:office:office" xmlns:r="http://schemas.openxmlformats.org/officeDocument/2006/relationships" xmlns:m="http://schemas.openxmlformats.org/officeDocument/2006/math" xmlns:v="urn:schemas-microsoft-com:vml" xmlns:wp14="http://schemas.microsoft.com/office/word/2010/wordprocessingDrawing" xmlns:wp="http://schemas.openxmlformats.org/drawingml/2006/wordprocessingDrawing" xmlns:w10="urn:schemas-microsoft-com:office:word" xmlns:w="http://schemas.openxmlformats.org/wordprocessingml/2006/main" xmlns:w14="http://schemas.microsoft.com/office/word/2010/wordml" xmlns:w15="http://schemas.microsoft.com/office/word/2012/wordml" xmlns:w16cex="http://schemas.microsoft.com/office/word/2018/wordml/cex" xmlns:w16cid="http://schemas.microsoft.com/office/word/2016/wordml/cid" xmlns:w16="http://schemas.microsoft.com/office/word/2018/wordml" xmlns:w16sdtdh="http://schemas.microsoft.com/office/word/2020/wordml/sdtdatahash" xmlns:w16se="http://schemas.microsoft.com/office/word/2015/wordml/symex" xmlns:wpg="http://schemas.microsoft.com/office/word/2010/wordprocessingGroup" xmlns:wpi="http://schemas.microsoft.com/office/word/2010/wordprocessingInk" xmlns:wne="http://schemas.microsoft.com/office/word/2006/wordml" xmlns:wps="http://schemas.microsoft.com/office/word/2010/wordprocessingShape" mc:Ignorable="w14 w15 w16se w16cid w16 w16cex w16sdtdh wp14">
   <w:body>
     <w:p>
       <w:r>
@@ -224,7 +224,7 @@
                 <w:sz w:val="28"/>
                 <w:szCs w:val="28"/>
               </w:rPr>
-              <w:t>Youth attendance sheet</w:t>
+              <w:t>Youth sheet</w:t>
             </w:r>
           </w:p>
         </w:tc>
@@ -645,7 +645,25 @@
                 <w:sz w:val="20"/>
                 <w:szCs w:val="20"/>
               </w:rPr>
-              <w:t>ESC - NLA</w:t>
+              <w:t>{</w:t>
+            </w:r>
+            <w:proofErr w:type="spellStart"/>
+            <w:r>
+              <w:rPr>
+                <w:rFonts w:ascii="Myriad Pro" w:hAnsi="Myriad Pro"/>
+                <w:sz w:val="20"/>
+                <w:szCs w:val="20"/>
+              </w:rPr>
+              <w:t>issuedBy</w:t>
+            </w:r>
+            <w:proofErr w:type="spellEnd"/>
+            <w:r>
+              <w:rPr>
+                <w:rFonts w:ascii="Myriad Pro" w:hAnsi="Myriad Pro"/>
+                <w:sz w:val="20"/>
+                <w:szCs w:val="20"/>
+              </w:rPr>
+              <w:t>}</w:t>
             </w:r>
           </w:p>
         </w:tc>
@@ -798,6 +816,14 @@
                 <w:szCs w:val="20"/>
               </w:rPr>
             </w:pPr>
+            <w:r>
+              <w:rPr>
+                <w:rFonts w:ascii="Myriad Pro" w:hAnsi="Myriad Pro"/>
+                <w:sz w:val="20"/>
+                <w:szCs w:val="20"/>
+              </w:rPr>
+              <w:t>{employer}</w:t>
+            </w:r>
           </w:p>
         </w:tc>
         <w:tc>
@@ -881,6 +907,32 @@
                 <w:szCs w:val="20"/>
               </w:rPr>
             </w:pPr>
+            <w:r>
+              <w:rPr>
+                <w:rFonts w:ascii="Myriad Pro" w:hAnsi="Myriad Pro"/>
+                <w:sz w:val="20"/>
+                <w:szCs w:val="20"/>
+              </w:rPr>
+              <w:t>{</w:t>
+            </w:r>
+            <w:proofErr w:type="spellStart"/>
+            <w:r>
+              <w:rPr>
+                <w:rFonts w:ascii="Myriad Pro" w:hAnsi="Myriad Pro"/>
+                <w:sz w:val="20"/>
+                <w:szCs w:val="20"/>
+              </w:rPr>
+              <w:t>supervisorName</w:t>
+            </w:r>
+            <w:proofErr w:type="spellEnd"/>
+            <w:r>
+              <w:rPr>
+                <w:rFonts w:ascii="Myriad Pro" w:hAnsi="Myriad Pro"/>
+                <w:sz w:val="20"/>
+                <w:szCs w:val="20"/>
+              </w:rPr>
+              <w:t>}</w:t>
+            </w:r>
           </w:p>
         </w:tc>
         <w:tc>
@@ -898,13 +950,23 @@
                 <w:lang w:bidi="ar-LB"/>
               </w:rPr>
             </w:pPr>
+            <w:proofErr w:type="spellStart"/>
             <w:r>
               <w:rPr>
                 <w:rFonts w:ascii="WinSoft Pro" w:hAnsi="WinSoft Pro" w:cs="WinSoft Pro"/>
                 <w:rtl/>
                 <w:lang w:bidi="ar-LB"/>
               </w:rPr>
-              <w:t>إسم المشرف</w:t>
+              <w:t>إسم</w:t>
+            </w:r>
+            <w:proofErr w:type="spellEnd"/>
+            <w:r>
+              <w:rPr>
+                <w:rFonts w:ascii="WinSoft Pro" w:hAnsi="WinSoft Pro" w:cs="WinSoft Pro"/>
+                <w:rtl/>
+                <w:lang w:bidi="ar-LB"/>
+              </w:rPr>
+              <w:t xml:space="preserve"> المشرف</w:t>
             </w:r>
           </w:p>
         </w:tc>
@@ -950,6 +1012,32 @@
                 <w:szCs w:val="20"/>
               </w:rPr>
             </w:pPr>
+            <w:r>
+              <w:rPr>
+                <w:rFonts w:ascii="Myriad Pro" w:hAnsi="Myriad Pro"/>
+                <w:sz w:val="20"/>
+                <w:szCs w:val="20"/>
+              </w:rPr>
+              <w:t>{</w:t>
+            </w:r>
+            <w:proofErr w:type="spellStart"/>
+            <w:r>
+              <w:rPr>
+                <w:rFonts w:ascii="Myriad Pro" w:hAnsi="Myriad Pro"/>
+                <w:sz w:val="20"/>
+                <w:szCs w:val="20"/>
+              </w:rPr>
+              <w:t>supervisorJobTitle</w:t>
+            </w:r>
+            <w:proofErr w:type="spellEnd"/>
+            <w:r>
+              <w:rPr>
+                <w:rFonts w:ascii="Myriad Pro" w:hAnsi="Myriad Pro"/>
+                <w:sz w:val="20"/>
+                <w:szCs w:val="20"/>
+              </w:rPr>
+              <w:t>}</w:t>
+            </w:r>
           </w:p>
         </w:tc>
         <w:tc>
@@ -1014,6 +1102,32 @@
                 <w:szCs w:val="20"/>
               </w:rPr>
             </w:pPr>
+            <w:r>
+              <w:rPr>
+                <w:rFonts w:ascii="Myriad Pro" w:hAnsi="Myriad Pro"/>
+                <w:sz w:val="20"/>
+                <w:szCs w:val="20"/>
+              </w:rPr>
+              <w:t>{</w:t>
+            </w:r>
+            <w:proofErr w:type="spellStart"/>
+            <w:r>
+              <w:rPr>
+                <w:rFonts w:ascii="Myriad Pro" w:hAnsi="Myriad Pro"/>
+                <w:sz w:val="20"/>
+                <w:szCs w:val="20"/>
+              </w:rPr>
+              <w:t>supervisorMobile</w:t>
+            </w:r>
+            <w:proofErr w:type="spellEnd"/>
+            <w:r>
+              <w:rPr>
+                <w:rFonts w:ascii="Myriad Pro" w:hAnsi="Myriad Pro"/>
+                <w:sz w:val="20"/>
+                <w:szCs w:val="20"/>
+              </w:rPr>
+              <w:t>}</w:t>
+            </w:r>
           </w:p>
         </w:tc>
         <w:tc>
@@ -1077,6 +1191,32 @@
                 <w:szCs w:val="20"/>
               </w:rPr>
             </w:pPr>
+            <w:r>
+              <w:rPr>
+                <w:rFonts w:ascii="Myriad Pro" w:hAnsi="Myriad Pro"/>
+                <w:sz w:val="20"/>
+                <w:szCs w:val="20"/>
+              </w:rPr>
+              <w:t>{</w:t>
+            </w:r>
+            <w:proofErr w:type="spellStart"/>
+            <w:r>
+              <w:rPr>
+                <w:rFonts w:ascii="Myriad Pro" w:hAnsi="Myriad Pro"/>
+                <w:sz w:val="20"/>
+                <w:szCs w:val="20"/>
+              </w:rPr>
+              <w:t>supervisorEmail</w:t>
+            </w:r>
+            <w:proofErr w:type="spellEnd"/>
+            <w:r>
+              <w:rPr>
+                <w:rFonts w:ascii="Myriad Pro" w:hAnsi="Myriad Pro"/>
+                <w:sz w:val="20"/>
+                <w:szCs w:val="20"/>
+              </w:rPr>
+              <w:t>}</w:t>
+            </w:r>
           </w:p>
         </w:tc>
         <w:tc>
@@ -1230,7 +1370,25 @@
                 <w:sz w:val="20"/>
                 <w:szCs w:val="20"/>
               </w:rPr>
-              <w:t>N/A</w:t>
+              <w:t>{</w:t>
+            </w:r>
+            <w:proofErr w:type="spellStart"/>
+            <w:r>
+              <w:rPr>
+                <w:rFonts w:ascii="Myriad Pro" w:hAnsi="Myriad Pro"/>
+                <w:sz w:val="20"/>
+                <w:szCs w:val="20"/>
+              </w:rPr>
+              <w:t>jobSeekerSerialNumber</w:t>
+            </w:r>
+            <w:proofErr w:type="spellEnd"/>
+            <w:r>
+              <w:rPr>
+                <w:rFonts w:ascii="Myriad Pro" w:hAnsi="Myriad Pro"/>
+                <w:sz w:val="20"/>
+                <w:szCs w:val="20"/>
+              </w:rPr>
+              <w:t>}</w:t>
             </w:r>
           </w:p>
         </w:tc>
@@ -1301,7 +1459,25 @@
                 <w:sz w:val="20"/>
                 <w:szCs w:val="20"/>
               </w:rPr>
-              <w:t>External - PRCS</w:t>
+              <w:t>{</w:t>
+            </w:r>
+            <w:proofErr w:type="spellStart"/>
+            <w:r>
+              <w:rPr>
+                <w:rFonts w:ascii="Myriad Pro" w:hAnsi="Myriad Pro"/>
+                <w:sz w:val="20"/>
+                <w:szCs w:val="20"/>
+              </w:rPr>
+              <w:t>contractType</w:t>
+            </w:r>
+            <w:proofErr w:type="spellEnd"/>
+            <w:r>
+              <w:rPr>
+                <w:rFonts w:ascii="Myriad Pro" w:hAnsi="Myriad Pro"/>
+                <w:sz w:val="20"/>
+                <w:szCs w:val="20"/>
+              </w:rPr>
+              <w:t>}</w:t>
             </w:r>
           </w:p>
         </w:tc>
@@ -1366,6 +1542,32 @@
                 <w:szCs w:val="20"/>
               </w:rPr>
             </w:pPr>
+            <w:r>
+              <w:rPr>
+                <w:rFonts w:ascii="Myriad Pro" w:hAnsi="Myriad Pro"/>
+                <w:sz w:val="20"/>
+                <w:szCs w:val="20"/>
+              </w:rPr>
+              <w:t>{</w:t>
+            </w:r>
+            <w:proofErr w:type="spellStart"/>
+            <w:r>
+              <w:rPr>
+                <w:rFonts w:ascii="Myriad Pro" w:hAnsi="Myriad Pro"/>
+                <w:sz w:val="20"/>
+                <w:szCs w:val="20"/>
+              </w:rPr>
+              <w:t>categoryType</w:t>
+            </w:r>
+            <w:proofErr w:type="spellEnd"/>
+            <w:r>
+              <w:rPr>
+                <w:rFonts w:ascii="Myriad Pro" w:hAnsi="Myriad Pro"/>
+                <w:sz w:val="20"/>
+                <w:szCs w:val="20"/>
+              </w:rPr>
+              <w:t>}</w:t>
+            </w:r>
           </w:p>
         </w:tc>
         <w:tc>
@@ -1437,7 +1639,25 @@
                 <w:sz w:val="20"/>
                 <w:szCs w:val="20"/>
               </w:rPr>
-              <w:t>40 Days</w:t>
+              <w:t>{</w:t>
+            </w:r>
+            <w:proofErr w:type="spellStart"/>
+            <w:r>
+              <w:rPr>
+                <w:rFonts w:ascii="Myriad Pro" w:hAnsi="Myriad Pro"/>
+                <w:sz w:val="20"/>
+                <w:szCs w:val="20"/>
+              </w:rPr>
+              <w:t>numberOfWorkingDays</w:t>
+            </w:r>
+            <w:proofErr w:type="spellEnd"/>
+            <w:r>
+              <w:rPr>
+                <w:rFonts w:ascii="Myriad Pro" w:hAnsi="Myriad Pro"/>
+                <w:sz w:val="20"/>
+                <w:szCs w:val="20"/>
+              </w:rPr>
+              <w:t>}</w:t>
             </w:r>
           </w:p>
         </w:tc>
@@ -1506,6 +1726,35 @@
                 <w:lang w:bidi="ar-LB"/>
               </w:rPr>
             </w:pPr>
+            <w:r>
+              <w:rPr>
+                <w:rFonts w:ascii="Myriad Pro" w:hAnsi="Myriad Pro"/>
+                <w:sz w:val="20"/>
+                <w:szCs w:val="20"/>
+                <w:lang w:bidi="ar-LB"/>
+              </w:rPr>
+              <w:t>{</w:t>
+            </w:r>
+            <w:proofErr w:type="spellStart"/>
+            <w:r>
+              <w:rPr>
+                <w:rFonts w:ascii="Myriad Pro" w:hAnsi="Myriad Pro"/>
+                <w:sz w:val="20"/>
+                <w:szCs w:val="20"/>
+                <w:lang w:bidi="ar-LB"/>
+              </w:rPr>
+              <w:t>employerSerialNumber</w:t>
+            </w:r>
+            <w:proofErr w:type="spellEnd"/>
+            <w:r>
+              <w:rPr>
+                <w:rFonts w:ascii="Myriad Pro" w:hAnsi="Myriad Pro"/>
+                <w:sz w:val="20"/>
+                <w:szCs w:val="20"/>
+                <w:lang w:bidi="ar-LB"/>
+              </w:rPr>
+              <w:t>}</w:t>
+            </w:r>
           </w:p>
         </w:tc>
         <w:tc>
@@ -1568,6 +1817,32 @@
                 <w:szCs w:val="20"/>
               </w:rPr>
             </w:pPr>
+            <w:r>
+              <w:rPr>
+                <w:rFonts w:ascii="Myriad Pro" w:hAnsi="Myriad Pro"/>
+                <w:sz w:val="20"/>
+                <w:szCs w:val="20"/>
+              </w:rPr>
+              <w:t>{</w:t>
+            </w:r>
+            <w:proofErr w:type="spellStart"/>
+            <w:r>
+              <w:rPr>
+                <w:rFonts w:ascii="Myriad Pro" w:hAnsi="Myriad Pro"/>
+                <w:sz w:val="20"/>
+                <w:szCs w:val="20"/>
+              </w:rPr>
+              <w:t>dateOfCollection</w:t>
+            </w:r>
+            <w:proofErr w:type="spellEnd"/>
+            <w:r>
+              <w:rPr>
+                <w:rFonts w:ascii="Myriad Pro" w:hAnsi="Myriad Pro"/>
+                <w:sz w:val="20"/>
+                <w:szCs w:val="20"/>
+              </w:rPr>
+              <w:t>}</w:t>
+            </w:r>
           </w:p>
         </w:tc>
         <w:tc>
@@ -1718,6 +1993,32 @@
                 <w:szCs w:val="20"/>
               </w:rPr>
             </w:pPr>
+            <w:r>
+              <w:rPr>
+                <w:rFonts w:ascii="Myriad Pro" w:hAnsi="Myriad Pro"/>
+                <w:sz w:val="20"/>
+                <w:szCs w:val="20"/>
+              </w:rPr>
+              <w:t>{</w:t>
+            </w:r>
+            <w:proofErr w:type="spellStart"/>
+            <w:r>
+              <w:rPr>
+                <w:rFonts w:ascii="Myriad Pro" w:hAnsi="Myriad Pro"/>
+                <w:sz w:val="20"/>
+                <w:szCs w:val="20"/>
+              </w:rPr>
+              <w:t>beneficiaryFullName</w:t>
+            </w:r>
+            <w:proofErr w:type="spellEnd"/>
+            <w:r>
+              <w:rPr>
+                <w:rFonts w:ascii="Myriad Pro" w:hAnsi="Myriad Pro"/>
+                <w:sz w:val="20"/>
+                <w:szCs w:val="20"/>
+              </w:rPr>
+              <w:t>}</w:t>
+            </w:r>
           </w:p>
         </w:tc>
         <w:tc>
@@ -1787,6 +2088,32 @@
                 <w:szCs w:val="20"/>
               </w:rPr>
             </w:pPr>
+            <w:r>
+              <w:rPr>
+                <w:rFonts w:ascii="Myriad Pro" w:hAnsi="Myriad Pro"/>
+                <w:sz w:val="20"/>
+                <w:szCs w:val="20"/>
+              </w:rPr>
+              <w:t>{</w:t>
+            </w:r>
+            <w:proofErr w:type="spellStart"/>
+            <w:r>
+              <w:rPr>
+                <w:rFonts w:ascii="Myriad Pro" w:hAnsi="Myriad Pro"/>
+                <w:sz w:val="20"/>
+                <w:szCs w:val="20"/>
+              </w:rPr>
+              <w:t>beneficiaryJobTitle</w:t>
+            </w:r>
+            <w:proofErr w:type="spellEnd"/>
+            <w:r>
+              <w:rPr>
+                <w:rFonts w:ascii="Myriad Pro" w:hAnsi="Myriad Pro"/>
+                <w:sz w:val="20"/>
+                <w:szCs w:val="20"/>
+              </w:rPr>
+              <w:t>}</w:t>
+            </w:r>
           </w:p>
         </w:tc>
         <w:tc>
@@ -1856,6 +2183,32 @@
                 <w:szCs w:val="20"/>
               </w:rPr>
             </w:pPr>
+            <w:r>
+              <w:rPr>
+                <w:rFonts w:ascii="Myriad Pro" w:hAnsi="Myriad Pro"/>
+                <w:sz w:val="20"/>
+                <w:szCs w:val="20"/>
+              </w:rPr>
+              <w:t>{</w:t>
+            </w:r>
+            <w:proofErr w:type="spellStart"/>
+            <w:r>
+              <w:rPr>
+                <w:rFonts w:ascii="Myriad Pro" w:hAnsi="Myriad Pro"/>
+                <w:sz w:val="20"/>
+                <w:szCs w:val="20"/>
+              </w:rPr>
+              <w:t>beneficiaryMobile</w:t>
+            </w:r>
+            <w:proofErr w:type="spellEnd"/>
+            <w:r>
+              <w:rPr>
+                <w:rFonts w:ascii="Myriad Pro" w:hAnsi="Myriad Pro"/>
+                <w:sz w:val="20"/>
+                <w:szCs w:val="20"/>
+              </w:rPr>
+              <w:t>}</w:t>
+            </w:r>
           </w:p>
         </w:tc>
         <w:tc>
@@ -1921,6 +2274,32 @@
                 <w:szCs w:val="20"/>
               </w:rPr>
             </w:pPr>
+            <w:r>
+              <w:rPr>
+                <w:rFonts w:ascii="Myriad Pro" w:hAnsi="Myriad Pro"/>
+                <w:sz w:val="20"/>
+                <w:szCs w:val="20"/>
+              </w:rPr>
+              <w:t>{</w:t>
+            </w:r>
+            <w:proofErr w:type="spellStart"/>
+            <w:r>
+              <w:rPr>
+                <w:rFonts w:ascii="Myriad Pro" w:hAnsi="Myriad Pro"/>
+                <w:sz w:val="20"/>
+                <w:szCs w:val="20"/>
+              </w:rPr>
+              <w:t>beneficiaryEmail</w:t>
+            </w:r>
+            <w:proofErr w:type="spellEnd"/>
+            <w:r>
+              <w:rPr>
+                <w:rFonts w:ascii="Myriad Pro" w:hAnsi="Myriad Pro"/>
+                <w:sz w:val="20"/>
+                <w:szCs w:val="20"/>
+              </w:rPr>
+              <w:t>}</w:t>
+            </w:r>
           </w:p>
         </w:tc>
         <w:tc>
@@ -1987,6 +2366,32 @@
                 <w:szCs w:val="20"/>
               </w:rPr>
             </w:pPr>
+            <w:r>
+              <w:rPr>
+                <w:rFonts w:ascii="Myriad Pro" w:hAnsi="Myriad Pro"/>
+                <w:sz w:val="20"/>
+                <w:szCs w:val="20"/>
+              </w:rPr>
+              <w:t>{</w:t>
+            </w:r>
+            <w:proofErr w:type="spellStart"/>
+            <w:r>
+              <w:rPr>
+                <w:rFonts w:ascii="Myriad Pro" w:hAnsi="Myriad Pro"/>
+                <w:sz w:val="20"/>
+                <w:szCs w:val="20"/>
+              </w:rPr>
+              <w:t>beneficiaryRCNumber</w:t>
+            </w:r>
+            <w:proofErr w:type="spellEnd"/>
+            <w:r>
+              <w:rPr>
+                <w:rFonts w:ascii="Myriad Pro" w:hAnsi="Myriad Pro"/>
+                <w:sz w:val="20"/>
+                <w:szCs w:val="20"/>
+              </w:rPr>
+              <w:t>}</w:t>
+            </w:r>
           </w:p>
         </w:tc>
         <w:tc>
@@ -2156,7 +2561,25 @@
                 <w:sz w:val="20"/>
                 <w:szCs w:val="20"/>
               </w:rPr>
-              <w:t>**</w:t>
+              <w:t>{</w:t>
+            </w:r>
+            <w:proofErr w:type="spellStart"/>
+            <w:r>
+              <w:rPr>
+                <w:rFonts w:ascii="Myriad Pro" w:hAnsi="Myriad Pro"/>
+                <w:sz w:val="20"/>
+                <w:szCs w:val="20"/>
+              </w:rPr>
+              <w:t>contractCode</w:t>
+            </w:r>
+            <w:proofErr w:type="spellEnd"/>
+            <w:r>
+              <w:rPr>
+                <w:rFonts w:ascii="Myriad Pro" w:hAnsi="Myriad Pro"/>
+                <w:sz w:val="20"/>
+                <w:szCs w:val="20"/>
+              </w:rPr>
+              <w:t>}</w:t>
             </w:r>
           </w:p>
         </w:tc>
@@ -2229,7 +2652,25 @@
                 <w:sz w:val="20"/>
                 <w:szCs w:val="20"/>
               </w:rPr>
-              <w:t>North Lebanon Area</w:t>
+              <w:t>{</w:t>
+            </w:r>
+            <w:proofErr w:type="spellStart"/>
+            <w:r>
+              <w:rPr>
+                <w:rFonts w:ascii="Myriad Pro" w:hAnsi="Myriad Pro"/>
+                <w:sz w:val="20"/>
+                <w:szCs w:val="20"/>
+              </w:rPr>
+              <w:t>dutyStation</w:t>
+            </w:r>
+            <w:proofErr w:type="spellEnd"/>
+            <w:r>
+              <w:rPr>
+                <w:rFonts w:ascii="Myriad Pro" w:hAnsi="Myriad Pro"/>
+                <w:sz w:val="20"/>
+                <w:szCs w:val="20"/>
+              </w:rPr>
+              <w:t>}</w:t>
             </w:r>
           </w:p>
         </w:tc>
@@ -2305,8 +2746,9 @@
                 <w:sz w:val="20"/>
                 <w:szCs w:val="20"/>
               </w:rPr>
-              <w:t>06</w:t>
-            </w:r>
+              <w:t>{</w:t>
+            </w:r>
+            <w:proofErr w:type="spellStart"/>
             <w:r>
               <w:rPr>
                 <w:rFonts w:ascii="Calibri Light" w:hAnsi="Calibri Light" w:cs="Calibri Light"/>
@@ -2314,8 +2756,9 @@
                 <w:sz w:val="20"/>
                 <w:szCs w:val="20"/>
               </w:rPr>
-              <w:t xml:space="preserve"> </w:t>
-            </w:r>
+              <w:t>contractStartDate</w:t>
+            </w:r>
+            <w:proofErr w:type="spellEnd"/>
             <w:r>
               <w:rPr>
                 <w:rFonts w:ascii="Calibri Light" w:hAnsi="Calibri Light" w:cs="Calibri Light"/>
@@ -2323,16 +2766,100 @@
                 <w:sz w:val="20"/>
                 <w:szCs w:val="20"/>
               </w:rPr>
-              <w:t>Nov</w:t>
-            </w:r>
-            <w:r>
+              <w:t>}</w:t>
+            </w:r>
+          </w:p>
+        </w:tc>
+        <w:tc>
+          <w:tcPr>
+            <w:tcW w:w="2245" w:type="dxa"/>
+            <w:shd w:val="clear" w:color="auto" w:fill="C1E4F5" w:themeFill="accent1" w:themeFillTint="33"/>
+            <w:vAlign w:val="center"/>
+          </w:tcPr>
+          <w:p>
+            <w:pPr>
+              <w:jc w:val="right"/>
+              <w:rPr>
+                <w:rFonts w:ascii="WinSoft Pro" w:hAnsi="WinSoft Pro" w:cs="WinSoft Pro"/>
+              </w:rPr>
+            </w:pPr>
+            <w:r>
+              <w:rPr>
+                <w:rFonts w:ascii="WinSoft Pro" w:hAnsi="WinSoft Pro" w:cs="WinSoft Pro"/>
+                <w:rtl/>
+              </w:rPr>
+              <w:t>تاريخ البداية</w:t>
+            </w:r>
+          </w:p>
+        </w:tc>
+      </w:tr>
+      <w:tr>
+        <w:tc>
+          <w:tcPr>
+            <w:tcW w:w="2245" w:type="dxa"/>
+            <w:shd w:val="clear" w:color="auto" w:fill="C1E4F5" w:themeFill="accent1" w:themeFillTint="33"/>
+            <w:vAlign w:val="center"/>
+          </w:tcPr>
+          <w:p>
+            <w:pPr>
+              <w:rPr>
+                <w:rFonts w:ascii="Myriad Pro" w:hAnsi="Myriad Pro"/>
+                <w:sz w:val="20"/>
+                <w:szCs w:val="20"/>
+              </w:rPr>
+            </w:pPr>
+            <w:r>
+              <w:rPr>
+                <w:rFonts w:ascii="Myriad Pro" w:hAnsi="Myriad Pro"/>
+                <w:sz w:val="20"/>
+                <w:szCs w:val="20"/>
+              </w:rPr>
+              <w:t xml:space="preserve">End date </w:t>
+            </w:r>
+          </w:p>
+        </w:tc>
+        <w:tc>
+          <w:tcPr>
+            <w:tcW w:w="4270" w:type="dxa"/>
+            <w:gridSpan w:val="2"/>
+          </w:tcPr>
+          <w:p>
+            <w:pPr>
               <w:rPr>
                 <w:rFonts w:ascii="Calibri Light" w:hAnsi="Calibri Light" w:cs="Calibri Light"/>
                 <w:color w:val="000000"/>
                 <w:sz w:val="20"/>
                 <w:szCs w:val="20"/>
               </w:rPr>
-              <w:t>. 2024</w:t>
+            </w:pPr>
+            <w:r>
+              <w:rPr>
+                <w:rFonts w:ascii="Calibri Light" w:hAnsi="Calibri Light" w:cs="Calibri Light"/>
+                <w:color w:val="000000"/>
+                <w:sz w:val="20"/>
+                <w:szCs w:val="20"/>
+              </w:rPr>
+              <w:t>{</w:t>
+            </w:r>
+            <w:proofErr w:type="spellStart"/>
+            <w:r>
+              <w:rPr>
+                <w:rFonts w:ascii="Calibri Light" w:hAnsi="Calibri Light" w:cs="Calibri Light"/>
+                <w:color w:val="000000"/>
+                <w:sz w:val="20"/>
+                <w:szCs w:val="20"/>
+              </w:rPr>
+              <w:t>contractEndDate</w:t>
+            </w:r>
+            <w:proofErr w:type="spellEnd"/>
+            <w:r>
+              <w:rPr>
+                <w:rFonts w:ascii="Calibri Light" w:hAnsi="Calibri Light" w:cs="Calibri Light"/>
+                <w:color w:val="000000"/>
+                <w:sz w:val="20"/>
+                <w:szCs w:val="20"/>
+              </w:rPr>
+              <w:t>}</w:t>
             </w:r>
           </w:p>
         </w:tc>
@@ -2354,121 +2881,140 @@
                 <w:rFonts w:ascii="WinSoft Pro" w:hAnsi="WinSoft Pro" w:cs="WinSoft Pro"/>
                 <w:rtl/>
               </w:rPr>
-              <w:t>تاريخ البداية</w:t>
-            </w:r>
-          </w:p>
-        </w:tc>
-      </w:tr>
-      <w:tr>
-        <w:tc>
-          <w:tcPr>
-            <w:tcW w:w="2245" w:type="dxa"/>
-            <w:shd w:val="clear" w:color="auto" w:fill="C1E4F5" w:themeFill="accent1" w:themeFillTint="33"/>
-            <w:vAlign w:val="center"/>
-          </w:tcPr>
-          <w:p>
-            <w:pPr>
-              <w:rPr>
-                <w:rFonts w:ascii="Myriad Pro" w:hAnsi="Myriad Pro"/>
-                <w:sz w:val="20"/>
-                <w:szCs w:val="20"/>
-              </w:rPr>
-            </w:pPr>
-            <w:r>
-              <w:rPr>
-                <w:rFonts w:ascii="Myriad Pro" w:hAnsi="Myriad Pro"/>
-                <w:sz w:val="20"/>
-                <w:szCs w:val="20"/>
-              </w:rPr>
-              <w:t xml:space="preserve">End date </w:t>
-            </w:r>
-          </w:p>
-        </w:tc>
-        <w:tc>
-          <w:tcPr>
-            <w:tcW w:w="4270" w:type="dxa"/>
-            <w:gridSpan w:val="2"/>
-          </w:tcPr>
-          <w:p>
-            <w:pPr>
-              <w:rPr>
-                <w:rFonts w:ascii="Calibri Light" w:hAnsi="Calibri Light" w:cs="Calibri Light"/>
-                <w:color w:val="000000"/>
-                <w:sz w:val="20"/>
-                <w:szCs w:val="20"/>
-              </w:rPr>
-            </w:pPr>
-            <w:r>
-              <w:rPr>
-                <w:rFonts w:ascii="Calibri Light" w:hAnsi="Calibri Light" w:cs="Calibri Light"/>
-                <w:color w:val="000000"/>
-                <w:sz w:val="20"/>
-                <w:szCs w:val="20"/>
-              </w:rPr>
-              <w:t>14</w:t>
-            </w:r>
-            <w:r>
-              <w:rPr>
-                <w:rFonts w:ascii="Calibri Light" w:hAnsi="Calibri Light" w:cs="Calibri Light"/>
-                <w:color w:val="000000"/>
-                <w:sz w:val="20"/>
-                <w:szCs w:val="20"/>
-              </w:rPr>
-              <w:t xml:space="preserve"> </w:t>
-            </w:r>
-            <w:r>
-              <w:rPr>
-                <w:rFonts w:ascii="Calibri Light" w:hAnsi="Calibri Light" w:cs="Calibri Light"/>
-                <w:color w:val="000000"/>
-                <w:sz w:val="20"/>
-                <w:szCs w:val="20"/>
-              </w:rPr>
-              <w:t>Jan</w:t>
-            </w:r>
-            <w:r>
-              <w:rPr>
-                <w:rFonts w:ascii="Calibri Light" w:hAnsi="Calibri Light" w:cs="Calibri Light"/>
-                <w:color w:val="000000"/>
-                <w:sz w:val="20"/>
-                <w:szCs w:val="20"/>
-              </w:rPr>
-              <w:t xml:space="preserve">. </w:t>
-            </w:r>
-            <w:r>
-              <w:rPr>
-                <w:rFonts w:ascii="Calibri Light" w:hAnsi="Calibri Light" w:cs="Calibri Light"/>
-                <w:color w:val="000000"/>
-                <w:sz w:val="20"/>
-                <w:szCs w:val="20"/>
-              </w:rPr>
-              <w:t>2025</w:t>
-            </w:r>
-          </w:p>
-        </w:tc>
-        <w:tc>
-          <w:tcPr>
-            <w:tcW w:w="2245" w:type="dxa"/>
-            <w:shd w:val="clear" w:color="auto" w:fill="C1E4F5" w:themeFill="accent1" w:themeFillTint="33"/>
-            <w:vAlign w:val="center"/>
-          </w:tcPr>
-          <w:p>
-            <w:pPr>
-              <w:jc w:val="right"/>
-              <w:rPr>
-                <w:rFonts w:ascii="WinSoft Pro" w:hAnsi="WinSoft Pro" w:cs="WinSoft Pro"/>
-              </w:rPr>
-            </w:pPr>
-            <w:r>
-              <w:rPr>
-                <w:rFonts w:ascii="WinSoft Pro" w:hAnsi="WinSoft Pro" w:cs="WinSoft Pro"/>
-                <w:rtl/>
-              </w:rPr>
               <w:t>تاريخ النهاية</w:t>
             </w:r>
           </w:p>
         </w:tc>
       </w:tr>
     </w:tbl>
+    <w:p>
+      <w:pPr>
+        <w:jc w:val="right"/>
+        <w:rPr>
+          <w:lang w:bidi="ar-LB"/>
+        </w:rPr>
+      </w:pPr>
+    </w:p>
+    <w:p>
+      <w:pPr>
+        <w:jc w:val="right"/>
+        <w:rPr>
+          <w:lang w:bidi="ar-LB"/>
+        </w:rPr>
+      </w:pPr>
+    </w:p>
+    <w:p>
+      <w:pPr>
+        <w:jc w:val="right"/>
+        <w:rPr>
+          <w:lang w:bidi="ar-LB"/>
+        </w:rPr>
+      </w:pPr>
+    </w:p>
+    <w:p>
+      <w:pPr>
+        <w:jc w:val="right"/>
+        <w:rPr>
+          <w:lang w:bidi="ar-LB"/>
+        </w:rPr>
+      </w:pPr>
+    </w:p>
+    <w:p>
+      <w:pPr>
+        <w:jc w:val="right"/>
+        <w:rPr>
+          <w:lang w:bidi="ar-LB"/>
+        </w:rPr>
+      </w:pPr>
+    </w:p>
+    <w:p>
+      <w:pPr>
+        <w:jc w:val="right"/>
+        <w:rPr>
+          <w:lang w:bidi="ar-LB"/>
+        </w:rPr>
+      </w:pPr>
+    </w:p>
+    <w:p>
+      <w:pPr>
+        <w:jc w:val="right"/>
+        <w:rPr>
+          <w:lang w:bidi="ar-LB"/>
+        </w:rPr>
+      </w:pPr>
+    </w:p>
+    <w:p>
+      <w:pPr>
+        <w:jc w:val="right"/>
+        <w:rPr>
+          <w:lang w:bidi="ar-LB"/>
+        </w:rPr>
+      </w:pPr>
+    </w:p>
+    <w:p>
+      <w:pPr>
+        <w:jc w:val="right"/>
+        <w:rPr>
+          <w:lang w:bidi="ar-LB"/>
+        </w:rPr>
+      </w:pPr>
+    </w:p>
+    <w:p>
+      <w:pPr>
+        <w:jc w:val="right"/>
+        <w:rPr>
+          <w:lang w:bidi="ar-LB"/>
+        </w:rPr>
+      </w:pPr>
+    </w:p>
+    <w:p>
+      <w:pPr>
+        <w:jc w:val="right"/>
+        <w:rPr>
+          <w:lang w:bidi="ar-LB"/>
+        </w:rPr>
+      </w:pPr>
+    </w:p>
+    <w:p>
+      <w:pPr>
+        <w:jc w:val="right"/>
+        <w:rPr>
+          <w:lang w:bidi="ar-LB"/>
+        </w:rPr>
+      </w:pPr>
+    </w:p>
+    <w:p>
+      <w:pPr>
+        <w:jc w:val="right"/>
+        <w:rPr>
+          <w:lang w:bidi="ar-LB"/>
+        </w:rPr>
+      </w:pPr>
+    </w:p>
+    <w:p>
+      <w:pPr>
+        <w:jc w:val="right"/>
+        <w:rPr>
+          <w:lang w:bidi="ar-LB"/>
+        </w:rPr>
+      </w:pPr>
+    </w:p>
+    <w:p>
+      <w:pPr>
+        <w:jc w:val="right"/>
+        <w:rPr>
+          <w:lang w:bidi="ar-LB"/>
+        </w:rPr>
+      </w:pPr>
+    </w:p>
+    <w:p>
+      <w:pPr>
+        <w:jc w:val="right"/>
+        <w:rPr>
+          <w:lang w:bidi="ar-LB"/>
+        </w:rPr>
+      </w:pPr>
+    </w:p>
     <w:p>
       <w:pPr>
         <w:jc w:val="right"/>
@@ -2747,8 +3293,18 @@
                 <w:sz w:val="18"/>
                 <w:szCs w:val="18"/>
               </w:rPr>
-              <w:t>Omar Wehbeh</w:t>
-            </w:r>
+              <w:t xml:space="preserve">Omar </w:t>
+            </w:r>
+            <w:proofErr w:type="spellStart"/>
+            <w:r>
+              <w:rPr>
+                <w:rFonts w:ascii="Myriad Pro" w:hAnsi="Myriad Pro"/>
+                <w:sz w:val="18"/>
+                <w:szCs w:val="18"/>
+              </w:rPr>
+              <w:t>Wehbeh</w:t>
+            </w:r>
+            <w:proofErr w:type="spellEnd"/>
           </w:p>
         </w:tc>
       </w:tr>
@@ -2945,8 +3501,21 @@
                 <w:sz w:val="18"/>
                 <w:szCs w:val="18"/>
               </w:rPr>
-              <w:t>Hiyam Beqai</w:t>
-            </w:r>
+              <w:t xml:space="preserve">Hiyam </w:t>
+            </w:r>
+            <w:proofErr w:type="spellStart"/>
+            <w:r>
+              <w:rPr>
+                <w:rFonts w:ascii="Myriad Pro" w:eastAsia="Times New Roman" w:hAnsi="Myriad Pro" w:cs="Calibri"/>
+                <w:b/>
+                <w:bCs/>
+                <w:color w:val="000000"/>
+                <w:sz w:val="18"/>
+                <w:szCs w:val="18"/>
+              </w:rPr>
+              <w:t>Beqai</w:t>
+            </w:r>
+            <w:proofErr w:type="spellEnd"/>
           </w:p>
           <w:p>
             <w:pPr>
@@ -3007,39 +3576,39 @@
       <w:tblPr>
         <w:tblStyle w:val="TableGrid"/>
         <w:tblpPr w:leftFromText="180" w:rightFromText="180" w:horzAnchor="margin" w:tblpXSpec="center" w:tblpY="-1620"/>
-        <w:tblW w:w="10368" w:type="dxa"/>
+        <w:tblW w:w="11497" w:type="dxa"/>
         <w:tblLook w:val="04A0" w:firstRow="1" w:lastRow="0" w:firstColumn="1" w:lastColumn="0" w:noHBand="0" w:noVBand="1"/>
       </w:tblPr>
       <w:tblGrid>
-        <w:gridCol w:w="649"/>
-        <w:gridCol w:w="2807"/>
-        <w:gridCol w:w="1405"/>
-        <w:gridCol w:w="1260"/>
-        <w:gridCol w:w="2070"/>
-        <w:gridCol w:w="2177"/>
+        <w:gridCol w:w="2002"/>
+        <w:gridCol w:w="1920"/>
+        <w:gridCol w:w="1034"/>
+        <w:gridCol w:w="1015"/>
+        <w:gridCol w:w="2031"/>
+        <w:gridCol w:w="3495"/>
       </w:tblGrid>
       <w:tr>
         <w:trPr>
-          <w:trHeight w:val="288"/>
+          <w:trHeight w:val="193"/>
         </w:trPr>
         <w:tc>
           <w:tcPr>
-            <w:tcW w:w="649" w:type="dxa"/>
-          </w:tcPr>
+            <w:tcW w:w="2002" w:type="dxa"/>
+            <w:shd w:val="clear" w:color="auto" w:fill="D9D9D9" w:themeFill="background1" w:themeFillShade="D9"/>
+          </w:tcPr>
+          <w:bookmarkEnd w:id="0"/>
           <w:p>
             <w:pPr>
               <w:jc w:val="center"/>
               <w:rPr>
-                <w:rFonts w:ascii="Myriad Pro" w:hAnsi="Myriad Pro"/>
-                <w:sz w:val="20"/>
-                <w:szCs w:val="20"/>
-              </w:rPr>
-            </w:pPr>
-            <w:bookmarkStart w:id="1" w:name="_Hlk175903091"/>
-            <w:bookmarkEnd w:id="0"/>
-            <w:r>
-              <w:rPr>
-                <w:rFonts w:ascii="Myriad Pro" w:hAnsi="Myriad Pro"/>
+                <w:rFonts w:asciiTheme="majorBidi" w:hAnsiTheme="majorBidi" w:cstheme="majorBidi"/>
+                <w:sz w:val="20"/>
+                <w:szCs w:val="20"/>
+              </w:rPr>
+            </w:pPr>
+            <w:r>
+              <w:rPr>
+                <w:rFonts w:asciiTheme="majorBidi" w:hAnsiTheme="majorBidi" w:cstheme="majorBidi"/>
                 <w:sz w:val="20"/>
                 <w:szCs w:val="20"/>
               </w:rPr>
@@ -3049,22 +3618,23 @@
         </w:tc>
         <w:tc>
           <w:tcPr>
-            <w:tcW w:w="2807" w:type="dxa"/>
+            <w:tcW w:w="1920" w:type="dxa"/>
+            <w:shd w:val="clear" w:color="auto" w:fill="D9D9D9" w:themeFill="background1" w:themeFillShade="D9"/>
           </w:tcPr>
           <w:p>
             <w:pPr>
               <w:jc w:val="center"/>
               <w:rPr>
-                <w:rFonts w:ascii="Myriad Pro" w:hAnsi="Myriad Pro"/>
-                <w:b/>
-                <w:bCs/>
-                <w:sz w:val="20"/>
-                <w:szCs w:val="20"/>
-              </w:rPr>
-            </w:pPr>
-            <w:r>
-              <w:rPr>
-                <w:rFonts w:ascii="Myriad Pro" w:hAnsi="Myriad Pro"/>
+                <w:rFonts w:asciiTheme="majorBidi" w:hAnsiTheme="majorBidi" w:cstheme="majorBidi"/>
+                <w:b/>
+                <w:bCs/>
+                <w:sz w:val="20"/>
+                <w:szCs w:val="20"/>
+              </w:rPr>
+            </w:pPr>
+            <w:r>
+              <w:rPr>
+                <w:rFonts w:asciiTheme="majorBidi" w:hAnsiTheme="majorBidi" w:cstheme="majorBidi"/>
                 <w:b/>
                 <w:bCs/>
                 <w:sz w:val="20"/>
@@ -3074,7 +3644,7 @@
             </w:r>
             <w:r>
               <w:rPr>
-                <w:rFonts w:ascii="Myriad Pro" w:hAnsi="Myriad Pro"/>
+                <w:rFonts w:asciiTheme="majorBidi" w:hAnsiTheme="majorBidi" w:cstheme="majorBidi"/>
                 <w:b/>
                 <w:bCs/>
                 <w:sz w:val="20"/>
@@ -3086,22 +3656,23 @@
         </w:tc>
         <w:tc>
           <w:tcPr>
-            <w:tcW w:w="1405" w:type="dxa"/>
+            <w:tcW w:w="1034" w:type="dxa"/>
+            <w:shd w:val="clear" w:color="auto" w:fill="D9D9D9" w:themeFill="background1" w:themeFillShade="D9"/>
           </w:tcPr>
           <w:p>
             <w:pPr>
               <w:jc w:val="center"/>
               <w:rPr>
-                <w:rFonts w:ascii="Myriad Pro" w:hAnsi="Myriad Pro"/>
-                <w:b/>
-                <w:bCs/>
-                <w:sz w:val="20"/>
-                <w:szCs w:val="20"/>
-              </w:rPr>
-            </w:pPr>
-            <w:r>
-              <w:rPr>
-                <w:rFonts w:ascii="Myriad Pro" w:hAnsi="Myriad Pro"/>
+                <w:rFonts w:asciiTheme="majorBidi" w:hAnsiTheme="majorBidi" w:cstheme="majorBidi"/>
+                <w:b/>
+                <w:bCs/>
+                <w:sz w:val="20"/>
+                <w:szCs w:val="20"/>
+              </w:rPr>
+            </w:pPr>
+            <w:r>
+              <w:rPr>
+                <w:rFonts w:asciiTheme="majorBidi" w:hAnsiTheme="majorBidi" w:cstheme="majorBidi"/>
                 <w:b/>
                 <w:bCs/>
                 <w:sz w:val="20"/>
@@ -3113,22 +3684,23 @@
         </w:tc>
         <w:tc>
           <w:tcPr>
-            <w:tcW w:w="1260" w:type="dxa"/>
+            <w:tcW w:w="1015" w:type="dxa"/>
+            <w:shd w:val="clear" w:color="auto" w:fill="D9D9D9" w:themeFill="background1" w:themeFillShade="D9"/>
           </w:tcPr>
           <w:p>
             <w:pPr>
               <w:jc w:val="center"/>
               <w:rPr>
-                <w:rFonts w:ascii="Myriad Pro" w:hAnsi="Myriad Pro"/>
-                <w:b/>
-                <w:bCs/>
-                <w:sz w:val="20"/>
-                <w:szCs w:val="20"/>
-              </w:rPr>
-            </w:pPr>
-            <w:r>
-              <w:rPr>
-                <w:rFonts w:ascii="Myriad Pro" w:hAnsi="Myriad Pro"/>
+                <w:rFonts w:asciiTheme="majorBidi" w:hAnsiTheme="majorBidi" w:cstheme="majorBidi"/>
+                <w:b/>
+                <w:bCs/>
+                <w:sz w:val="20"/>
+                <w:szCs w:val="20"/>
+              </w:rPr>
+            </w:pPr>
+            <w:r>
+              <w:rPr>
+                <w:rFonts w:asciiTheme="majorBidi" w:hAnsiTheme="majorBidi" w:cstheme="majorBidi"/>
                 <w:b/>
                 <w:bCs/>
                 <w:sz w:val="20"/>
@@ -3140,22 +3712,23 @@
         </w:tc>
         <w:tc>
           <w:tcPr>
-            <w:tcW w:w="2070" w:type="dxa"/>
+            <w:tcW w:w="2031" w:type="dxa"/>
+            <w:shd w:val="clear" w:color="auto" w:fill="D9D9D9" w:themeFill="background1" w:themeFillShade="D9"/>
           </w:tcPr>
           <w:p>
             <w:pPr>
               <w:jc w:val="center"/>
               <w:rPr>
-                <w:rFonts w:ascii="Myriad Pro" w:hAnsi="Myriad Pro"/>
-                <w:b/>
-                <w:bCs/>
-                <w:sz w:val="20"/>
-                <w:szCs w:val="20"/>
-              </w:rPr>
-            </w:pPr>
-            <w:r>
-              <w:rPr>
-                <w:rFonts w:ascii="Myriad Pro" w:hAnsi="Myriad Pro"/>
+                <w:rFonts w:asciiTheme="majorBidi" w:hAnsiTheme="majorBidi" w:cstheme="majorBidi"/>
+                <w:b/>
+                <w:bCs/>
+                <w:sz w:val="20"/>
+                <w:szCs w:val="20"/>
+              </w:rPr>
+            </w:pPr>
+            <w:r>
+              <w:rPr>
+                <w:rFonts w:asciiTheme="majorBidi" w:hAnsiTheme="majorBidi" w:cstheme="majorBidi"/>
                 <w:b/>
                 <w:bCs/>
                 <w:sz w:val="20"/>
@@ -3167,22 +3740,23 @@
         </w:tc>
         <w:tc>
           <w:tcPr>
-            <w:tcW w:w="2177" w:type="dxa"/>
+            <w:tcW w:w="3495" w:type="dxa"/>
+            <w:shd w:val="clear" w:color="auto" w:fill="D9D9D9" w:themeFill="background1" w:themeFillShade="D9"/>
           </w:tcPr>
           <w:p>
             <w:pPr>
               <w:jc w:val="center"/>
               <w:rPr>
-                <w:rFonts w:ascii="Myriad Pro" w:hAnsi="Myriad Pro"/>
-                <w:b/>
-                <w:bCs/>
-                <w:sz w:val="20"/>
-                <w:szCs w:val="20"/>
-              </w:rPr>
-            </w:pPr>
-            <w:r>
-              <w:rPr>
-                <w:rFonts w:ascii="Myriad Pro" w:hAnsi="Myriad Pro"/>
+                <w:rFonts w:asciiTheme="majorBidi" w:hAnsiTheme="majorBidi" w:cstheme="majorBidi"/>
+                <w:b/>
+                <w:bCs/>
+                <w:sz w:val="20"/>
+                <w:szCs w:val="20"/>
+              </w:rPr>
+            </w:pPr>
+            <w:r>
+              <w:rPr>
+                <w:rFonts w:asciiTheme="majorBidi" w:hAnsiTheme="majorBidi" w:cstheme="majorBidi"/>
                 <w:b/>
                 <w:bCs/>
                 <w:sz w:val="20"/>
@@ -3195,2486 +3769,273 @@
       </w:tr>
       <w:tr>
         <w:trPr>
-          <w:trHeight w:val="288"/>
+          <w:trHeight w:val="461"/>
         </w:trPr>
         <w:tc>
           <w:tcPr>
-            <w:tcW w:w="649" w:type="dxa"/>
-          </w:tcPr>
-          <w:p>
-            <w:pPr>
-              <w:jc w:val="center"/>
-              <w:rPr>
-                <w:rFonts w:ascii="Myriad Pro" w:hAnsi="Myriad Pro"/>
-                <w:b/>
-                <w:bCs/>
-                <w:sz w:val="20"/>
-                <w:szCs w:val="20"/>
-              </w:rPr>
-            </w:pPr>
-            <w:r>
-              <w:rPr>
-                <w:rFonts w:ascii="Myriad Pro" w:hAnsi="Myriad Pro"/>
-                <w:b/>
-                <w:bCs/>
-                <w:sz w:val="20"/>
-                <w:szCs w:val="20"/>
-              </w:rPr>
-              <w:t>1</w:t>
-            </w:r>
-          </w:p>
-        </w:tc>
-        <w:tc>
-          <w:tcPr>
-            <w:tcW w:w="2807" w:type="dxa"/>
-          </w:tcPr>
-          <w:p/>
-        </w:tc>
-        <w:tc>
-          <w:tcPr>
-            <w:tcW w:w="1405" w:type="dxa"/>
-          </w:tcPr>
-          <w:p/>
-        </w:tc>
-        <w:tc>
-          <w:tcPr>
-            <w:tcW w:w="1260" w:type="dxa"/>
-          </w:tcPr>
-          <w:p/>
-        </w:tc>
-        <w:tc>
-          <w:tcPr>
-            <w:tcW w:w="2070" w:type="dxa"/>
-          </w:tcPr>
-          <w:p/>
-        </w:tc>
-        <w:tc>
-          <w:tcPr>
-            <w:tcW w:w="2177" w:type="dxa"/>
-          </w:tcPr>
-          <w:p/>
+            <w:tcW w:w="2002" w:type="dxa"/>
+            <w:vAlign w:val="center"/>
+          </w:tcPr>
+          <w:p>
+            <w:pPr>
+              <w:rPr>
+                <w:rFonts w:asciiTheme="majorBidi" w:eastAsia="Times New Roman" w:hAnsiTheme="majorBidi" w:cstheme="majorBidi"/>
+                <w:sz w:val="20"/>
+                <w:szCs w:val="20"/>
+              </w:rPr>
+            </w:pPr>
+            <w:r>
+              <w:rPr>
+                <w:rFonts w:asciiTheme="majorBidi" w:hAnsiTheme="majorBidi" w:cstheme="majorBidi"/>
+                <w:sz w:val="20"/>
+                <w:szCs w:val="20"/>
+              </w:rPr>
+              <w:t>{#</w:t>
+            </w:r>
+            <w:proofErr w:type="gramStart"/>
+            <w:r>
+              <w:rPr>
+                <w:rFonts w:asciiTheme="majorBidi" w:hAnsiTheme="majorBidi" w:cstheme="majorBidi"/>
+                <w:sz w:val="20"/>
+                <w:szCs w:val="20"/>
+              </w:rPr>
+              <w:t>attendance}</w:t>
+            </w:r>
+            <w:r>
+              <w:rPr>
+                <w:rFonts w:asciiTheme="majorBidi" w:hAnsiTheme="majorBidi" w:cstheme="majorBidi"/>
+                <w:sz w:val="20"/>
+                <w:szCs w:val="20"/>
+              </w:rPr>
+              <w:t>{</w:t>
+            </w:r>
+            <w:proofErr w:type="gramEnd"/>
+            <w:r>
+              <w:rPr>
+                <w:rFonts w:asciiTheme="majorBidi" w:hAnsiTheme="majorBidi" w:cstheme="majorBidi"/>
+                <w:sz w:val="20"/>
+                <w:szCs w:val="20"/>
+              </w:rPr>
+              <w:t>no}</w:t>
+            </w:r>
+          </w:p>
+        </w:tc>
+        <w:tc>
+          <w:tcPr>
+            <w:tcW w:w="1920" w:type="dxa"/>
+            <w:vAlign w:val="center"/>
+          </w:tcPr>
+          <w:p>
+            <w:pPr>
+              <w:rPr>
+                <w:rFonts w:asciiTheme="majorBidi" w:hAnsiTheme="majorBidi" w:cstheme="majorBidi"/>
+                <w:sz w:val="20"/>
+                <w:szCs w:val="20"/>
+              </w:rPr>
+            </w:pPr>
+            <w:r>
+              <w:rPr>
+                <w:rFonts w:asciiTheme="majorBidi" w:hAnsiTheme="majorBidi" w:cstheme="majorBidi"/>
+                <w:sz w:val="20"/>
+                <w:szCs w:val="20"/>
+              </w:rPr>
+              <w:t>{</w:t>
+            </w:r>
+            <w:proofErr w:type="spellStart"/>
+            <w:r>
+              <w:rPr>
+                <w:rFonts w:asciiTheme="majorBidi" w:hAnsiTheme="majorBidi" w:cstheme="majorBidi"/>
+                <w:sz w:val="20"/>
+                <w:szCs w:val="20"/>
+              </w:rPr>
+              <w:t>fullName</w:t>
+            </w:r>
+            <w:proofErr w:type="spellEnd"/>
+            <w:r>
+              <w:rPr>
+                <w:rFonts w:asciiTheme="majorBidi" w:hAnsiTheme="majorBidi" w:cstheme="majorBidi"/>
+                <w:sz w:val="20"/>
+                <w:szCs w:val="20"/>
+              </w:rPr>
+              <w:t>}</w:t>
+            </w:r>
+          </w:p>
+        </w:tc>
+        <w:tc>
+          <w:tcPr>
+            <w:tcW w:w="1034" w:type="dxa"/>
+            <w:vAlign w:val="center"/>
+          </w:tcPr>
+          <w:p>
+            <w:pPr>
+              <w:rPr>
+                <w:rFonts w:asciiTheme="majorBidi" w:hAnsiTheme="majorBidi" w:cstheme="majorBidi"/>
+                <w:sz w:val="20"/>
+                <w:szCs w:val="20"/>
+              </w:rPr>
+            </w:pPr>
+            <w:r>
+              <w:rPr>
+                <w:rFonts w:asciiTheme="majorBidi" w:hAnsiTheme="majorBidi" w:cstheme="majorBidi"/>
+                <w:sz w:val="20"/>
+                <w:szCs w:val="20"/>
+              </w:rPr>
+              <w:t>{day}</w:t>
+            </w:r>
+          </w:p>
+        </w:tc>
+        <w:tc>
+          <w:tcPr>
+            <w:tcW w:w="1015" w:type="dxa"/>
+            <w:vAlign w:val="center"/>
+          </w:tcPr>
+          <w:p>
+            <w:pPr>
+              <w:rPr>
+                <w:rFonts w:asciiTheme="majorBidi" w:hAnsiTheme="majorBidi" w:cstheme="majorBidi"/>
+                <w:sz w:val="20"/>
+                <w:szCs w:val="20"/>
+              </w:rPr>
+            </w:pPr>
+            <w:r>
+              <w:rPr>
+                <w:rFonts w:asciiTheme="majorBidi" w:hAnsiTheme="majorBidi" w:cstheme="majorBidi"/>
+                <w:sz w:val="20"/>
+                <w:szCs w:val="20"/>
+              </w:rPr>
+              <w:t>{date}</w:t>
+            </w:r>
+          </w:p>
+        </w:tc>
+        <w:tc>
+          <w:tcPr>
+            <w:tcW w:w="2031" w:type="dxa"/>
+            <w:vAlign w:val="center"/>
+          </w:tcPr>
+          <w:p>
+            <w:pPr>
+              <w:rPr>
+                <w:rFonts w:asciiTheme="majorBidi" w:hAnsiTheme="majorBidi" w:cstheme="majorBidi"/>
+                <w:sz w:val="20"/>
+                <w:szCs w:val="20"/>
+              </w:rPr>
+            </w:pPr>
+            <w:r>
+              <w:rPr>
+                <w:rFonts w:asciiTheme="majorBidi" w:hAnsiTheme="majorBidi" w:cstheme="majorBidi"/>
+                <w:sz w:val="20"/>
+                <w:szCs w:val="20"/>
+              </w:rPr>
+              <w:t>{</w:t>
+            </w:r>
+            <w:r>
+              <w:rPr>
+                <w:rFonts w:asciiTheme="majorBidi" w:hAnsiTheme="majorBidi" w:cstheme="majorBidi"/>
+                <w:sz w:val="20"/>
+                <w:szCs w:val="20"/>
+              </w:rPr>
+              <w:t>%</w:t>
+            </w:r>
+            <w:proofErr w:type="spellStart"/>
+            <w:r>
+              <w:rPr>
+                <w:rFonts w:asciiTheme="majorBidi" w:hAnsiTheme="majorBidi" w:cstheme="majorBidi"/>
+                <w:sz w:val="20"/>
+                <w:szCs w:val="20"/>
+              </w:rPr>
+              <w:t>youthSignature</w:t>
+            </w:r>
+            <w:proofErr w:type="spellEnd"/>
+            <w:r>
+              <w:rPr>
+                <w:rFonts w:asciiTheme="majorBidi" w:hAnsiTheme="majorBidi" w:cstheme="majorBidi"/>
+                <w:sz w:val="20"/>
+                <w:szCs w:val="20"/>
+              </w:rPr>
+              <w:t>}</w:t>
+            </w:r>
+          </w:p>
+        </w:tc>
+        <w:tc>
+          <w:tcPr>
+            <w:tcW w:w="3495" w:type="dxa"/>
+            <w:vAlign w:val="center"/>
+          </w:tcPr>
+          <w:p>
+            <w:pPr>
+              <w:rPr>
+                <w:rFonts w:asciiTheme="majorBidi" w:hAnsiTheme="majorBidi" w:cstheme="majorBidi"/>
+                <w:sz w:val="20"/>
+                <w:szCs w:val="20"/>
+              </w:rPr>
+            </w:pPr>
+            <w:r>
+              <w:rPr>
+                <w:rFonts w:asciiTheme="majorBidi" w:hAnsiTheme="majorBidi" w:cstheme="majorBidi"/>
+                <w:sz w:val="20"/>
+                <w:szCs w:val="20"/>
+              </w:rPr>
+              <w:t>{</w:t>
+            </w:r>
+            <w:r>
+              <w:rPr>
+                <w:rFonts w:asciiTheme="majorBidi" w:hAnsiTheme="majorBidi" w:cstheme="majorBidi"/>
+                <w:sz w:val="20"/>
+                <w:szCs w:val="20"/>
+              </w:rPr>
+              <w:t>%</w:t>
+            </w:r>
+            <w:proofErr w:type="spellStart"/>
+            <w:proofErr w:type="gramStart"/>
+            <w:r>
+              <w:rPr>
+                <w:rFonts w:asciiTheme="majorBidi" w:hAnsiTheme="majorBidi" w:cstheme="majorBidi"/>
+                <w:sz w:val="20"/>
+                <w:szCs w:val="20"/>
+              </w:rPr>
+              <w:t>supervisorSignature</w:t>
+            </w:r>
+            <w:proofErr w:type="spellEnd"/>
+            <w:r>
+              <w:rPr>
+                <w:rFonts w:asciiTheme="majorBidi" w:hAnsiTheme="majorBidi" w:cstheme="majorBidi"/>
+                <w:sz w:val="20"/>
+                <w:szCs w:val="20"/>
+              </w:rPr>
+              <w:t>}</w:t>
+            </w:r>
+            <w:r>
+              <w:rPr>
+                <w:rFonts w:asciiTheme="majorBidi" w:hAnsiTheme="majorBidi" w:cstheme="majorBidi"/>
+                <w:sz w:val="20"/>
+                <w:szCs w:val="20"/>
+              </w:rPr>
+              <w:t>{</w:t>
+            </w:r>
+            <w:proofErr w:type="gramEnd"/>
+            <w:r>
+              <w:rPr>
+                <w:rFonts w:asciiTheme="majorBidi" w:hAnsiTheme="majorBidi" w:cstheme="majorBidi"/>
+                <w:sz w:val="20"/>
+                <w:szCs w:val="20"/>
+              </w:rPr>
+              <w:t>/attendance}</w:t>
+            </w:r>
+          </w:p>
         </w:tc>
       </w:tr>
-      <w:tr>
-        <w:trPr>
-          <w:trHeight w:val="288"/>
-        </w:trPr>
-        <w:tc>
-          <w:tcPr>
-            <w:tcW w:w="649" w:type="dxa"/>
-          </w:tcPr>
-          <w:p>
-            <w:pPr>
-              <w:jc w:val="center"/>
-              <w:rPr>
-                <w:rFonts w:ascii="Myriad Pro" w:hAnsi="Myriad Pro"/>
-                <w:b/>
-                <w:bCs/>
-                <w:sz w:val="20"/>
-                <w:szCs w:val="20"/>
-              </w:rPr>
-            </w:pPr>
-            <w:r>
-              <w:rPr>
-                <w:rFonts w:ascii="Myriad Pro" w:hAnsi="Myriad Pro"/>
-                <w:b/>
-                <w:bCs/>
-                <w:sz w:val="20"/>
-                <w:szCs w:val="20"/>
-              </w:rPr>
-              <w:t>2</w:t>
-            </w:r>
-          </w:p>
-        </w:tc>
-        <w:tc>
-          <w:tcPr>
-            <w:tcW w:w="2807" w:type="dxa"/>
-          </w:tcPr>
-          <w:p/>
-        </w:tc>
-        <w:tc>
-          <w:tcPr>
-            <w:tcW w:w="1405" w:type="dxa"/>
-          </w:tcPr>
-          <w:p/>
-        </w:tc>
-        <w:tc>
-          <w:tcPr>
-            <w:tcW w:w="1260" w:type="dxa"/>
-          </w:tcPr>
-          <w:p/>
-        </w:tc>
-        <w:tc>
-          <w:tcPr>
-            <w:tcW w:w="2070" w:type="dxa"/>
-          </w:tcPr>
-          <w:p/>
-        </w:tc>
-        <w:tc>
-          <w:tcPr>
-            <w:tcW w:w="2177" w:type="dxa"/>
-          </w:tcPr>
-          <w:p/>
-        </w:tc>
-      </w:tr>
-      <w:tr>
-        <w:trPr>
-          <w:trHeight w:val="288"/>
-        </w:trPr>
-        <w:tc>
-          <w:tcPr>
-            <w:tcW w:w="649" w:type="dxa"/>
-          </w:tcPr>
-          <w:p>
-            <w:pPr>
-              <w:jc w:val="center"/>
-              <w:rPr>
-                <w:rFonts w:ascii="Myriad Pro" w:hAnsi="Myriad Pro"/>
-                <w:b/>
-                <w:bCs/>
-                <w:sz w:val="20"/>
-                <w:szCs w:val="20"/>
-              </w:rPr>
-            </w:pPr>
-            <w:r>
-              <w:rPr>
-                <w:rFonts w:ascii="Myriad Pro" w:hAnsi="Myriad Pro"/>
-                <w:b/>
-                <w:bCs/>
-                <w:sz w:val="20"/>
-                <w:szCs w:val="20"/>
-              </w:rPr>
-              <w:t>3</w:t>
-            </w:r>
-          </w:p>
-        </w:tc>
-        <w:tc>
-          <w:tcPr>
-            <w:tcW w:w="2807" w:type="dxa"/>
-          </w:tcPr>
-          <w:p/>
-        </w:tc>
-        <w:tc>
-          <w:tcPr>
-            <w:tcW w:w="1405" w:type="dxa"/>
-          </w:tcPr>
-          <w:p/>
-        </w:tc>
-        <w:tc>
-          <w:tcPr>
-            <w:tcW w:w="1260" w:type="dxa"/>
-          </w:tcPr>
-          <w:p/>
-        </w:tc>
-        <w:tc>
-          <w:tcPr>
-            <w:tcW w:w="2070" w:type="dxa"/>
-          </w:tcPr>
-          <w:p/>
-        </w:tc>
-        <w:tc>
-          <w:tcPr>
-            <w:tcW w:w="2177" w:type="dxa"/>
-          </w:tcPr>
-          <w:p/>
-        </w:tc>
-      </w:tr>
-      <w:tr>
-        <w:trPr>
-          <w:trHeight w:val="288"/>
-        </w:trPr>
-        <w:tc>
-          <w:tcPr>
-            <w:tcW w:w="649" w:type="dxa"/>
-          </w:tcPr>
-          <w:p>
-            <w:pPr>
-              <w:jc w:val="center"/>
-              <w:rPr>
-                <w:rFonts w:ascii="Myriad Pro" w:hAnsi="Myriad Pro"/>
-                <w:b/>
-                <w:bCs/>
-                <w:sz w:val="20"/>
-                <w:szCs w:val="20"/>
-              </w:rPr>
-            </w:pPr>
-            <w:r>
-              <w:rPr>
-                <w:rFonts w:ascii="Myriad Pro" w:hAnsi="Myriad Pro"/>
-                <w:b/>
-                <w:bCs/>
-                <w:sz w:val="20"/>
-                <w:szCs w:val="20"/>
-              </w:rPr>
-              <w:t>4</w:t>
-            </w:r>
-          </w:p>
-        </w:tc>
-        <w:tc>
-          <w:tcPr>
-            <w:tcW w:w="2807" w:type="dxa"/>
-          </w:tcPr>
-          <w:p/>
-        </w:tc>
-        <w:tc>
-          <w:tcPr>
-            <w:tcW w:w="1405" w:type="dxa"/>
-          </w:tcPr>
-          <w:p/>
-        </w:tc>
-        <w:tc>
-          <w:tcPr>
-            <w:tcW w:w="1260" w:type="dxa"/>
-          </w:tcPr>
-          <w:p/>
-        </w:tc>
-        <w:tc>
-          <w:tcPr>
-            <w:tcW w:w="2070" w:type="dxa"/>
-          </w:tcPr>
-          <w:p/>
-        </w:tc>
-        <w:tc>
-          <w:tcPr>
-            <w:tcW w:w="2177" w:type="dxa"/>
-          </w:tcPr>
-          <w:p/>
-        </w:tc>
-      </w:tr>
-      <w:tr>
-        <w:trPr>
-          <w:trHeight w:val="288"/>
-        </w:trPr>
-        <w:tc>
-          <w:tcPr>
-            <w:tcW w:w="649" w:type="dxa"/>
-          </w:tcPr>
-          <w:p>
-            <w:pPr>
-              <w:jc w:val="center"/>
-              <w:rPr>
-                <w:rFonts w:ascii="Myriad Pro" w:hAnsi="Myriad Pro"/>
-                <w:b/>
-                <w:bCs/>
-                <w:sz w:val="20"/>
-                <w:szCs w:val="20"/>
-              </w:rPr>
-            </w:pPr>
-            <w:r>
-              <w:rPr>
-                <w:rFonts w:ascii="Myriad Pro" w:hAnsi="Myriad Pro"/>
-                <w:b/>
-                <w:bCs/>
-                <w:sz w:val="20"/>
-                <w:szCs w:val="20"/>
-              </w:rPr>
-              <w:t>5</w:t>
-            </w:r>
-          </w:p>
-        </w:tc>
-        <w:tc>
-          <w:tcPr>
-            <w:tcW w:w="2807" w:type="dxa"/>
-          </w:tcPr>
-          <w:p/>
-        </w:tc>
-        <w:tc>
-          <w:tcPr>
-            <w:tcW w:w="1405" w:type="dxa"/>
-          </w:tcPr>
-          <w:p/>
-        </w:tc>
-        <w:tc>
-          <w:tcPr>
-            <w:tcW w:w="1260" w:type="dxa"/>
-          </w:tcPr>
-          <w:p/>
-        </w:tc>
-        <w:tc>
-          <w:tcPr>
-            <w:tcW w:w="2070" w:type="dxa"/>
-          </w:tcPr>
-          <w:p/>
-        </w:tc>
-        <w:tc>
-          <w:tcPr>
-            <w:tcW w:w="2177" w:type="dxa"/>
-          </w:tcPr>
-          <w:p/>
-        </w:tc>
-      </w:tr>
-      <w:tr>
-        <w:trPr>
-          <w:trHeight w:val="288"/>
-        </w:trPr>
-        <w:tc>
-          <w:tcPr>
-            <w:tcW w:w="649" w:type="dxa"/>
-          </w:tcPr>
-          <w:p>
-            <w:pPr>
-              <w:jc w:val="center"/>
-              <w:rPr>
-                <w:rFonts w:ascii="Myriad Pro" w:hAnsi="Myriad Pro"/>
-                <w:b/>
-                <w:bCs/>
-                <w:sz w:val="20"/>
-                <w:szCs w:val="20"/>
-              </w:rPr>
-            </w:pPr>
-            <w:r>
-              <w:rPr>
-                <w:rFonts w:ascii="Myriad Pro" w:hAnsi="Myriad Pro"/>
-                <w:b/>
-                <w:bCs/>
-                <w:sz w:val="20"/>
-                <w:szCs w:val="20"/>
-              </w:rPr>
-              <w:t>6</w:t>
-            </w:r>
-          </w:p>
-        </w:tc>
-        <w:tc>
-          <w:tcPr>
-            <w:tcW w:w="2807" w:type="dxa"/>
-          </w:tcPr>
-          <w:p/>
-        </w:tc>
-        <w:tc>
-          <w:tcPr>
-            <w:tcW w:w="1405" w:type="dxa"/>
-          </w:tcPr>
-          <w:p/>
-        </w:tc>
-        <w:tc>
-          <w:tcPr>
-            <w:tcW w:w="1260" w:type="dxa"/>
-          </w:tcPr>
-          <w:p/>
-        </w:tc>
-        <w:tc>
-          <w:tcPr>
-            <w:tcW w:w="2070" w:type="dxa"/>
-          </w:tcPr>
-          <w:p/>
-        </w:tc>
-        <w:tc>
-          <w:tcPr>
-            <w:tcW w:w="2177" w:type="dxa"/>
-          </w:tcPr>
-          <w:p/>
-        </w:tc>
-      </w:tr>
-      <w:tr>
-        <w:trPr>
-          <w:trHeight w:val="288"/>
-        </w:trPr>
-        <w:tc>
-          <w:tcPr>
-            <w:tcW w:w="649" w:type="dxa"/>
-          </w:tcPr>
-          <w:p>
-            <w:pPr>
-              <w:jc w:val="center"/>
-              <w:rPr>
-                <w:rFonts w:ascii="Myriad Pro" w:hAnsi="Myriad Pro"/>
-                <w:b/>
-                <w:bCs/>
-                <w:sz w:val="20"/>
-                <w:szCs w:val="20"/>
-              </w:rPr>
-            </w:pPr>
-            <w:r>
-              <w:rPr>
-                <w:rFonts w:ascii="Myriad Pro" w:hAnsi="Myriad Pro"/>
-                <w:b/>
-                <w:bCs/>
-                <w:sz w:val="20"/>
-                <w:szCs w:val="20"/>
-              </w:rPr>
-              <w:t>7</w:t>
-            </w:r>
-          </w:p>
-        </w:tc>
-        <w:tc>
-          <w:tcPr>
-            <w:tcW w:w="2807" w:type="dxa"/>
-          </w:tcPr>
-          <w:p/>
-        </w:tc>
-        <w:tc>
-          <w:tcPr>
-            <w:tcW w:w="1405" w:type="dxa"/>
-          </w:tcPr>
-          <w:p/>
-        </w:tc>
-        <w:tc>
-          <w:tcPr>
-            <w:tcW w:w="1260" w:type="dxa"/>
-          </w:tcPr>
-          <w:p/>
-        </w:tc>
-        <w:tc>
-          <w:tcPr>
-            <w:tcW w:w="2070" w:type="dxa"/>
-          </w:tcPr>
-          <w:p/>
-        </w:tc>
-        <w:tc>
-          <w:tcPr>
-            <w:tcW w:w="2177" w:type="dxa"/>
-          </w:tcPr>
-          <w:p/>
-        </w:tc>
-      </w:tr>
-      <w:tr>
-        <w:trPr>
-          <w:trHeight w:val="288"/>
-        </w:trPr>
-        <w:tc>
-          <w:tcPr>
-            <w:tcW w:w="649" w:type="dxa"/>
-          </w:tcPr>
-          <w:p>
-            <w:pPr>
-              <w:jc w:val="center"/>
-              <w:rPr>
-                <w:rFonts w:ascii="Myriad Pro" w:hAnsi="Myriad Pro"/>
-                <w:b/>
-                <w:bCs/>
-                <w:sz w:val="20"/>
-                <w:szCs w:val="20"/>
-              </w:rPr>
-            </w:pPr>
-            <w:r>
-              <w:rPr>
-                <w:rFonts w:ascii="Myriad Pro" w:hAnsi="Myriad Pro"/>
-                <w:b/>
-                <w:bCs/>
-                <w:sz w:val="20"/>
-                <w:szCs w:val="20"/>
-              </w:rPr>
-              <w:t>8</w:t>
-            </w:r>
-          </w:p>
-        </w:tc>
-        <w:tc>
-          <w:tcPr>
-            <w:tcW w:w="2807" w:type="dxa"/>
-          </w:tcPr>
-          <w:p/>
-        </w:tc>
-        <w:tc>
-          <w:tcPr>
-            <w:tcW w:w="1405" w:type="dxa"/>
-          </w:tcPr>
-          <w:p/>
-        </w:tc>
-        <w:tc>
-          <w:tcPr>
-            <w:tcW w:w="1260" w:type="dxa"/>
-          </w:tcPr>
-          <w:p/>
-        </w:tc>
-        <w:tc>
-          <w:tcPr>
-            <w:tcW w:w="2070" w:type="dxa"/>
-          </w:tcPr>
-          <w:p/>
-        </w:tc>
-        <w:tc>
-          <w:tcPr>
-            <w:tcW w:w="2177" w:type="dxa"/>
-          </w:tcPr>
-          <w:p/>
-        </w:tc>
-      </w:tr>
-      <w:tr>
-        <w:trPr>
-          <w:trHeight w:val="288"/>
-        </w:trPr>
-        <w:tc>
-          <w:tcPr>
-            <w:tcW w:w="649" w:type="dxa"/>
-          </w:tcPr>
-          <w:p>
-            <w:pPr>
-              <w:jc w:val="center"/>
-              <w:rPr>
-                <w:rFonts w:ascii="Myriad Pro" w:hAnsi="Myriad Pro"/>
-                <w:b/>
-                <w:bCs/>
-                <w:sz w:val="20"/>
-                <w:szCs w:val="20"/>
-              </w:rPr>
-            </w:pPr>
-            <w:r>
-              <w:rPr>
-                <w:rFonts w:ascii="Myriad Pro" w:hAnsi="Myriad Pro"/>
-                <w:b/>
-                <w:bCs/>
-                <w:sz w:val="20"/>
-                <w:szCs w:val="20"/>
-              </w:rPr>
-              <w:t>9</w:t>
-            </w:r>
-          </w:p>
-        </w:tc>
-        <w:tc>
-          <w:tcPr>
-            <w:tcW w:w="2807" w:type="dxa"/>
-          </w:tcPr>
-          <w:p/>
-        </w:tc>
-        <w:tc>
-          <w:tcPr>
-            <w:tcW w:w="1405" w:type="dxa"/>
-          </w:tcPr>
-          <w:p/>
-        </w:tc>
-        <w:tc>
-          <w:tcPr>
-            <w:tcW w:w="1260" w:type="dxa"/>
-          </w:tcPr>
-          <w:p/>
-        </w:tc>
-        <w:tc>
-          <w:tcPr>
-            <w:tcW w:w="2070" w:type="dxa"/>
-          </w:tcPr>
-          <w:p/>
-        </w:tc>
-        <w:tc>
-          <w:tcPr>
-            <w:tcW w:w="2177" w:type="dxa"/>
-          </w:tcPr>
-          <w:p/>
-        </w:tc>
-      </w:tr>
-      <w:tr>
-        <w:trPr>
-          <w:trHeight w:val="288"/>
-        </w:trPr>
-        <w:tc>
-          <w:tcPr>
-            <w:tcW w:w="649" w:type="dxa"/>
-          </w:tcPr>
-          <w:p>
-            <w:pPr>
-              <w:jc w:val="center"/>
-              <w:rPr>
-                <w:rFonts w:ascii="Myriad Pro" w:hAnsi="Myriad Pro"/>
-                <w:b/>
-                <w:bCs/>
-                <w:sz w:val="20"/>
-                <w:szCs w:val="20"/>
-              </w:rPr>
-            </w:pPr>
-            <w:r>
-              <w:rPr>
-                <w:rFonts w:ascii="Myriad Pro" w:hAnsi="Myriad Pro"/>
-                <w:b/>
-                <w:bCs/>
-                <w:sz w:val="20"/>
-                <w:szCs w:val="20"/>
-              </w:rPr>
-              <w:t>10</w:t>
-            </w:r>
-          </w:p>
-        </w:tc>
-        <w:tc>
-          <w:tcPr>
-            <w:tcW w:w="2807" w:type="dxa"/>
-          </w:tcPr>
-          <w:p/>
-        </w:tc>
-        <w:tc>
-          <w:tcPr>
-            <w:tcW w:w="1405" w:type="dxa"/>
-          </w:tcPr>
-          <w:p/>
-        </w:tc>
-        <w:tc>
-          <w:tcPr>
-            <w:tcW w:w="1260" w:type="dxa"/>
-          </w:tcPr>
-          <w:p/>
-        </w:tc>
-        <w:tc>
-          <w:tcPr>
-            <w:tcW w:w="2070" w:type="dxa"/>
-          </w:tcPr>
-          <w:p/>
-        </w:tc>
-        <w:tc>
-          <w:tcPr>
-            <w:tcW w:w="2177" w:type="dxa"/>
-          </w:tcPr>
-          <w:p/>
-        </w:tc>
-      </w:tr>
-      <w:tr>
-        <w:trPr>
-          <w:trHeight w:val="288"/>
-        </w:trPr>
-        <w:tc>
-          <w:tcPr>
-            <w:tcW w:w="649" w:type="dxa"/>
-          </w:tcPr>
-          <w:p>
-            <w:pPr>
-              <w:jc w:val="center"/>
-              <w:rPr>
-                <w:rFonts w:ascii="Myriad Pro" w:hAnsi="Myriad Pro"/>
-                <w:b/>
-                <w:bCs/>
-                <w:sz w:val="20"/>
-                <w:szCs w:val="20"/>
-              </w:rPr>
-            </w:pPr>
-            <w:r>
-              <w:rPr>
-                <w:rFonts w:ascii="Myriad Pro" w:hAnsi="Myriad Pro"/>
-                <w:b/>
-                <w:bCs/>
-                <w:sz w:val="20"/>
-                <w:szCs w:val="20"/>
-              </w:rPr>
-              <w:t>11</w:t>
-            </w:r>
-          </w:p>
-        </w:tc>
-        <w:tc>
-          <w:tcPr>
-            <w:tcW w:w="2807" w:type="dxa"/>
-          </w:tcPr>
-          <w:p/>
-        </w:tc>
-        <w:tc>
-          <w:tcPr>
-            <w:tcW w:w="1405" w:type="dxa"/>
-          </w:tcPr>
-          <w:p/>
-        </w:tc>
-        <w:tc>
-          <w:tcPr>
-            <w:tcW w:w="1260" w:type="dxa"/>
-          </w:tcPr>
-          <w:p/>
-        </w:tc>
-        <w:tc>
-          <w:tcPr>
-            <w:tcW w:w="2070" w:type="dxa"/>
-          </w:tcPr>
-          <w:p/>
-        </w:tc>
-        <w:tc>
-          <w:tcPr>
-            <w:tcW w:w="2177" w:type="dxa"/>
-          </w:tcPr>
-          <w:p/>
-        </w:tc>
-      </w:tr>
-      <w:tr>
-        <w:trPr>
-          <w:trHeight w:val="288"/>
-        </w:trPr>
-        <w:tc>
-          <w:tcPr>
-            <w:tcW w:w="649" w:type="dxa"/>
-          </w:tcPr>
-          <w:p>
-            <w:pPr>
-              <w:jc w:val="center"/>
-              <w:rPr>
-                <w:rFonts w:ascii="Myriad Pro" w:hAnsi="Myriad Pro"/>
-                <w:b/>
-                <w:bCs/>
-                <w:sz w:val="20"/>
-                <w:szCs w:val="20"/>
-              </w:rPr>
-            </w:pPr>
-            <w:r>
-              <w:rPr>
-                <w:rFonts w:ascii="Myriad Pro" w:hAnsi="Myriad Pro"/>
-                <w:b/>
-                <w:bCs/>
-                <w:sz w:val="20"/>
-                <w:szCs w:val="20"/>
-              </w:rPr>
-              <w:t>12</w:t>
-            </w:r>
-          </w:p>
-        </w:tc>
-        <w:tc>
-          <w:tcPr>
-            <w:tcW w:w="2807" w:type="dxa"/>
-          </w:tcPr>
-          <w:p/>
-        </w:tc>
-        <w:tc>
-          <w:tcPr>
-            <w:tcW w:w="1405" w:type="dxa"/>
-          </w:tcPr>
-          <w:p/>
-        </w:tc>
-        <w:tc>
-          <w:tcPr>
-            <w:tcW w:w="1260" w:type="dxa"/>
-          </w:tcPr>
-          <w:p/>
-        </w:tc>
-        <w:tc>
-          <w:tcPr>
-            <w:tcW w:w="2070" w:type="dxa"/>
-          </w:tcPr>
-          <w:p/>
-        </w:tc>
-        <w:tc>
-          <w:tcPr>
-            <w:tcW w:w="2177" w:type="dxa"/>
-          </w:tcPr>
-          <w:p/>
-        </w:tc>
-      </w:tr>
-      <w:tr>
-        <w:trPr>
-          <w:trHeight w:val="288"/>
-        </w:trPr>
-        <w:tc>
-          <w:tcPr>
-            <w:tcW w:w="649" w:type="dxa"/>
-          </w:tcPr>
-          <w:p>
-            <w:pPr>
-              <w:jc w:val="center"/>
-              <w:rPr>
-                <w:rFonts w:ascii="Myriad Pro" w:hAnsi="Myriad Pro"/>
-                <w:b/>
-                <w:bCs/>
-                <w:sz w:val="20"/>
-                <w:szCs w:val="20"/>
-              </w:rPr>
-            </w:pPr>
-            <w:r>
-              <w:rPr>
-                <w:rFonts w:ascii="Myriad Pro" w:hAnsi="Myriad Pro"/>
-                <w:b/>
-                <w:bCs/>
-                <w:sz w:val="20"/>
-                <w:szCs w:val="20"/>
-              </w:rPr>
-              <w:t>13</w:t>
-            </w:r>
-          </w:p>
-        </w:tc>
-        <w:tc>
-          <w:tcPr>
-            <w:tcW w:w="2807" w:type="dxa"/>
-          </w:tcPr>
-          <w:p/>
-        </w:tc>
-        <w:tc>
-          <w:tcPr>
-            <w:tcW w:w="1405" w:type="dxa"/>
-          </w:tcPr>
-          <w:p/>
-        </w:tc>
-        <w:tc>
-          <w:tcPr>
-            <w:tcW w:w="1260" w:type="dxa"/>
-          </w:tcPr>
-          <w:p/>
-        </w:tc>
-        <w:tc>
-          <w:tcPr>
-            <w:tcW w:w="2070" w:type="dxa"/>
-          </w:tcPr>
-          <w:p/>
-        </w:tc>
-        <w:tc>
-          <w:tcPr>
-            <w:tcW w:w="2177" w:type="dxa"/>
-          </w:tcPr>
-          <w:p/>
-        </w:tc>
-      </w:tr>
-      <w:tr>
-        <w:trPr>
-          <w:trHeight w:val="288"/>
-        </w:trPr>
-        <w:tc>
-          <w:tcPr>
-            <w:tcW w:w="649" w:type="dxa"/>
-          </w:tcPr>
-          <w:p>
-            <w:pPr>
-              <w:jc w:val="center"/>
-              <w:rPr>
-                <w:rFonts w:ascii="Myriad Pro" w:hAnsi="Myriad Pro"/>
-                <w:b/>
-                <w:bCs/>
-                <w:sz w:val="20"/>
-                <w:szCs w:val="20"/>
-              </w:rPr>
-            </w:pPr>
-            <w:r>
-              <w:rPr>
-                <w:rFonts w:ascii="Myriad Pro" w:hAnsi="Myriad Pro"/>
-                <w:b/>
-                <w:bCs/>
-                <w:sz w:val="20"/>
-                <w:szCs w:val="20"/>
-              </w:rPr>
-              <w:t>14</w:t>
-            </w:r>
-          </w:p>
-        </w:tc>
-        <w:tc>
-          <w:tcPr>
-            <w:tcW w:w="2807" w:type="dxa"/>
-          </w:tcPr>
-          <w:p/>
-        </w:tc>
-        <w:tc>
-          <w:tcPr>
-            <w:tcW w:w="1405" w:type="dxa"/>
-          </w:tcPr>
-          <w:p/>
-        </w:tc>
-        <w:tc>
-          <w:tcPr>
-            <w:tcW w:w="1260" w:type="dxa"/>
-          </w:tcPr>
-          <w:p/>
-        </w:tc>
-        <w:tc>
-          <w:tcPr>
-            <w:tcW w:w="2070" w:type="dxa"/>
-          </w:tcPr>
-          <w:p/>
-        </w:tc>
-        <w:tc>
-          <w:tcPr>
-            <w:tcW w:w="2177" w:type="dxa"/>
-          </w:tcPr>
-          <w:p/>
-        </w:tc>
-      </w:tr>
-      <w:tr>
-        <w:trPr>
-          <w:trHeight w:val="288"/>
-        </w:trPr>
-        <w:tc>
-          <w:tcPr>
-            <w:tcW w:w="649" w:type="dxa"/>
-          </w:tcPr>
-          <w:p>
-            <w:pPr>
-              <w:jc w:val="center"/>
-              <w:rPr>
-                <w:rFonts w:ascii="Myriad Pro" w:hAnsi="Myriad Pro"/>
-                <w:b/>
-                <w:bCs/>
-                <w:sz w:val="20"/>
-                <w:szCs w:val="20"/>
-              </w:rPr>
-            </w:pPr>
-            <w:r>
-              <w:rPr>
-                <w:rFonts w:ascii="Myriad Pro" w:hAnsi="Myriad Pro"/>
-                <w:b/>
-                <w:bCs/>
-                <w:sz w:val="20"/>
-                <w:szCs w:val="20"/>
-              </w:rPr>
-              <w:t>15</w:t>
-            </w:r>
-          </w:p>
-        </w:tc>
-        <w:tc>
-          <w:tcPr>
-            <w:tcW w:w="2807" w:type="dxa"/>
-          </w:tcPr>
-          <w:p/>
-        </w:tc>
-        <w:tc>
-          <w:tcPr>
-            <w:tcW w:w="1405" w:type="dxa"/>
-          </w:tcPr>
-          <w:p/>
-        </w:tc>
-        <w:tc>
-          <w:tcPr>
-            <w:tcW w:w="1260" w:type="dxa"/>
-          </w:tcPr>
-          <w:p/>
-        </w:tc>
-        <w:tc>
-          <w:tcPr>
-            <w:tcW w:w="2070" w:type="dxa"/>
-          </w:tcPr>
-          <w:p/>
-        </w:tc>
-        <w:tc>
-          <w:tcPr>
-            <w:tcW w:w="2177" w:type="dxa"/>
-          </w:tcPr>
-          <w:p/>
-        </w:tc>
-      </w:tr>
-      <w:tr>
-        <w:trPr>
-          <w:trHeight w:val="288"/>
-        </w:trPr>
-        <w:tc>
-          <w:tcPr>
-            <w:tcW w:w="649" w:type="dxa"/>
-          </w:tcPr>
-          <w:p>
-            <w:pPr>
-              <w:jc w:val="center"/>
-              <w:rPr>
-                <w:rFonts w:ascii="Myriad Pro" w:hAnsi="Myriad Pro"/>
-                <w:b/>
-                <w:bCs/>
-                <w:sz w:val="20"/>
-                <w:szCs w:val="20"/>
-              </w:rPr>
-            </w:pPr>
-            <w:r>
-              <w:rPr>
-                <w:rFonts w:ascii="Myriad Pro" w:hAnsi="Myriad Pro"/>
-                <w:b/>
-                <w:bCs/>
-                <w:sz w:val="20"/>
-                <w:szCs w:val="20"/>
-              </w:rPr>
-              <w:t>16</w:t>
-            </w:r>
-          </w:p>
-        </w:tc>
-        <w:tc>
-          <w:tcPr>
-            <w:tcW w:w="2807" w:type="dxa"/>
-          </w:tcPr>
-          <w:p/>
-        </w:tc>
-        <w:tc>
-          <w:tcPr>
-            <w:tcW w:w="1405" w:type="dxa"/>
-          </w:tcPr>
-          <w:p/>
-        </w:tc>
-        <w:tc>
-          <w:tcPr>
-            <w:tcW w:w="1260" w:type="dxa"/>
-          </w:tcPr>
-          <w:p/>
-        </w:tc>
-        <w:tc>
-          <w:tcPr>
-            <w:tcW w:w="2070" w:type="dxa"/>
-          </w:tcPr>
-          <w:p/>
-        </w:tc>
-        <w:tc>
-          <w:tcPr>
-            <w:tcW w:w="2177" w:type="dxa"/>
-          </w:tcPr>
-          <w:p/>
-        </w:tc>
-      </w:tr>
-      <w:tr>
-        <w:trPr>
-          <w:trHeight w:val="288"/>
-        </w:trPr>
-        <w:tc>
-          <w:tcPr>
-            <w:tcW w:w="649" w:type="dxa"/>
-          </w:tcPr>
-          <w:p>
-            <w:pPr>
-              <w:jc w:val="center"/>
-              <w:rPr>
-                <w:rFonts w:ascii="Myriad Pro" w:hAnsi="Myriad Pro"/>
-                <w:b/>
-                <w:bCs/>
-                <w:sz w:val="20"/>
-                <w:szCs w:val="20"/>
-              </w:rPr>
-            </w:pPr>
-            <w:r>
-              <w:rPr>
-                <w:rFonts w:ascii="Myriad Pro" w:hAnsi="Myriad Pro"/>
-                <w:b/>
-                <w:bCs/>
-                <w:sz w:val="20"/>
-                <w:szCs w:val="20"/>
-              </w:rPr>
-              <w:t>17</w:t>
-            </w:r>
-          </w:p>
-        </w:tc>
-        <w:tc>
-          <w:tcPr>
-            <w:tcW w:w="2807" w:type="dxa"/>
-          </w:tcPr>
-          <w:p/>
-        </w:tc>
-        <w:tc>
-          <w:tcPr>
-            <w:tcW w:w="1405" w:type="dxa"/>
-          </w:tcPr>
-          <w:p/>
-        </w:tc>
-        <w:tc>
-          <w:tcPr>
-            <w:tcW w:w="1260" w:type="dxa"/>
-          </w:tcPr>
-          <w:p/>
-        </w:tc>
-        <w:tc>
-          <w:tcPr>
-            <w:tcW w:w="2070" w:type="dxa"/>
-          </w:tcPr>
-          <w:p/>
-        </w:tc>
-        <w:tc>
-          <w:tcPr>
-            <w:tcW w:w="2177" w:type="dxa"/>
-          </w:tcPr>
-          <w:p/>
-        </w:tc>
-      </w:tr>
-      <w:tr>
-        <w:trPr>
-          <w:trHeight w:val="288"/>
-        </w:trPr>
-        <w:tc>
-          <w:tcPr>
-            <w:tcW w:w="649" w:type="dxa"/>
-          </w:tcPr>
-          <w:p>
-            <w:pPr>
-              <w:jc w:val="center"/>
-              <w:rPr>
-                <w:rFonts w:ascii="Myriad Pro" w:hAnsi="Myriad Pro"/>
-                <w:b/>
-                <w:bCs/>
-                <w:sz w:val="20"/>
-                <w:szCs w:val="20"/>
-              </w:rPr>
-            </w:pPr>
-            <w:r>
-              <w:rPr>
-                <w:rFonts w:ascii="Myriad Pro" w:hAnsi="Myriad Pro"/>
-                <w:b/>
-                <w:bCs/>
-                <w:sz w:val="20"/>
-                <w:szCs w:val="20"/>
-              </w:rPr>
-              <w:t>18</w:t>
-            </w:r>
-          </w:p>
-        </w:tc>
-        <w:tc>
-          <w:tcPr>
-            <w:tcW w:w="2807" w:type="dxa"/>
-          </w:tcPr>
-          <w:p/>
-        </w:tc>
-        <w:tc>
-          <w:tcPr>
-            <w:tcW w:w="1405" w:type="dxa"/>
-          </w:tcPr>
-          <w:p/>
-        </w:tc>
-        <w:tc>
-          <w:tcPr>
-            <w:tcW w:w="1260" w:type="dxa"/>
-          </w:tcPr>
-          <w:p/>
-        </w:tc>
-        <w:tc>
-          <w:tcPr>
-            <w:tcW w:w="2070" w:type="dxa"/>
-          </w:tcPr>
-          <w:p/>
-        </w:tc>
-        <w:tc>
-          <w:tcPr>
-            <w:tcW w:w="2177" w:type="dxa"/>
-          </w:tcPr>
-          <w:p/>
-        </w:tc>
-      </w:tr>
-      <w:tr>
-        <w:trPr>
-          <w:trHeight w:val="288"/>
-        </w:trPr>
-        <w:tc>
-          <w:tcPr>
-            <w:tcW w:w="649" w:type="dxa"/>
-          </w:tcPr>
-          <w:p>
-            <w:pPr>
-              <w:jc w:val="center"/>
-              <w:rPr>
-                <w:rFonts w:ascii="Myriad Pro" w:hAnsi="Myriad Pro"/>
-                <w:b/>
-                <w:bCs/>
-                <w:sz w:val="20"/>
-                <w:szCs w:val="20"/>
-              </w:rPr>
-            </w:pPr>
-            <w:r>
-              <w:rPr>
-                <w:rFonts w:ascii="Myriad Pro" w:hAnsi="Myriad Pro"/>
-                <w:b/>
-                <w:bCs/>
-                <w:sz w:val="20"/>
-                <w:szCs w:val="20"/>
-              </w:rPr>
-              <w:t>19</w:t>
-            </w:r>
-          </w:p>
-        </w:tc>
-        <w:tc>
-          <w:tcPr>
-            <w:tcW w:w="2807" w:type="dxa"/>
-          </w:tcPr>
-          <w:p/>
-        </w:tc>
-        <w:tc>
-          <w:tcPr>
-            <w:tcW w:w="1405" w:type="dxa"/>
-          </w:tcPr>
-          <w:p/>
-        </w:tc>
-        <w:tc>
-          <w:tcPr>
-            <w:tcW w:w="1260" w:type="dxa"/>
-          </w:tcPr>
-          <w:p/>
-        </w:tc>
-        <w:tc>
-          <w:tcPr>
-            <w:tcW w:w="2070" w:type="dxa"/>
-          </w:tcPr>
-          <w:p/>
-        </w:tc>
-        <w:tc>
-          <w:tcPr>
-            <w:tcW w:w="2177" w:type="dxa"/>
-          </w:tcPr>
-          <w:p/>
-        </w:tc>
-      </w:tr>
-      <w:tr>
-        <w:trPr>
-          <w:trHeight w:val="288"/>
-        </w:trPr>
-        <w:tc>
-          <w:tcPr>
-            <w:tcW w:w="649" w:type="dxa"/>
-          </w:tcPr>
-          <w:p>
-            <w:pPr>
-              <w:jc w:val="center"/>
-              <w:rPr>
-                <w:rFonts w:ascii="Myriad Pro" w:hAnsi="Myriad Pro"/>
-                <w:b/>
-                <w:bCs/>
-                <w:sz w:val="20"/>
-                <w:szCs w:val="20"/>
-              </w:rPr>
-            </w:pPr>
-            <w:r>
-              <w:rPr>
-                <w:rFonts w:ascii="Myriad Pro" w:hAnsi="Myriad Pro"/>
-                <w:b/>
-                <w:bCs/>
-                <w:sz w:val="20"/>
-                <w:szCs w:val="20"/>
-              </w:rPr>
-              <w:t>20</w:t>
-            </w:r>
-          </w:p>
-        </w:tc>
-        <w:tc>
-          <w:tcPr>
-            <w:tcW w:w="2807" w:type="dxa"/>
-          </w:tcPr>
-          <w:p/>
-        </w:tc>
-        <w:tc>
-          <w:tcPr>
-            <w:tcW w:w="1405" w:type="dxa"/>
-          </w:tcPr>
-          <w:p/>
-        </w:tc>
-        <w:tc>
-          <w:tcPr>
-            <w:tcW w:w="1260" w:type="dxa"/>
-          </w:tcPr>
-          <w:p/>
-        </w:tc>
-        <w:tc>
-          <w:tcPr>
-            <w:tcW w:w="2070" w:type="dxa"/>
-          </w:tcPr>
-          <w:p/>
-        </w:tc>
-        <w:tc>
-          <w:tcPr>
-            <w:tcW w:w="2177" w:type="dxa"/>
-          </w:tcPr>
-          <w:p/>
-        </w:tc>
-      </w:tr>
-      <w:tr>
-        <w:trPr>
-          <w:trHeight w:val="288"/>
-        </w:trPr>
-        <w:tc>
-          <w:tcPr>
-            <w:tcW w:w="649" w:type="dxa"/>
-          </w:tcPr>
-          <w:p>
-            <w:pPr>
-              <w:jc w:val="center"/>
-              <w:rPr>
-                <w:rFonts w:ascii="Myriad Pro" w:hAnsi="Myriad Pro"/>
-                <w:b/>
-                <w:bCs/>
-                <w:sz w:val="20"/>
-                <w:szCs w:val="20"/>
-              </w:rPr>
-            </w:pPr>
-            <w:r>
-              <w:rPr>
-                <w:rFonts w:ascii="Myriad Pro" w:hAnsi="Myriad Pro"/>
-                <w:b/>
-                <w:bCs/>
-                <w:sz w:val="20"/>
-                <w:szCs w:val="20"/>
-              </w:rPr>
-              <w:t>21</w:t>
-            </w:r>
-          </w:p>
-        </w:tc>
-        <w:tc>
-          <w:tcPr>
-            <w:tcW w:w="2807" w:type="dxa"/>
-          </w:tcPr>
-          <w:p/>
-        </w:tc>
-        <w:tc>
-          <w:tcPr>
-            <w:tcW w:w="1405" w:type="dxa"/>
-          </w:tcPr>
-          <w:p/>
-        </w:tc>
-        <w:tc>
-          <w:tcPr>
-            <w:tcW w:w="1260" w:type="dxa"/>
-          </w:tcPr>
-          <w:p/>
-        </w:tc>
-        <w:tc>
-          <w:tcPr>
-            <w:tcW w:w="2070" w:type="dxa"/>
-          </w:tcPr>
-          <w:p/>
-        </w:tc>
-        <w:tc>
-          <w:tcPr>
-            <w:tcW w:w="2177" w:type="dxa"/>
-          </w:tcPr>
-          <w:p/>
-        </w:tc>
-      </w:tr>
-      <w:tr>
-        <w:trPr>
-          <w:trHeight w:val="288"/>
-        </w:trPr>
-        <w:tc>
-          <w:tcPr>
-            <w:tcW w:w="649" w:type="dxa"/>
-          </w:tcPr>
-          <w:p>
-            <w:pPr>
-              <w:jc w:val="center"/>
-              <w:rPr>
-                <w:rFonts w:ascii="Myriad Pro" w:hAnsi="Myriad Pro"/>
-                <w:b/>
-                <w:bCs/>
-                <w:sz w:val="20"/>
-                <w:szCs w:val="20"/>
-              </w:rPr>
-            </w:pPr>
-            <w:r>
-              <w:rPr>
-                <w:rFonts w:ascii="Myriad Pro" w:hAnsi="Myriad Pro"/>
-                <w:b/>
-                <w:bCs/>
-                <w:sz w:val="20"/>
-                <w:szCs w:val="20"/>
-              </w:rPr>
-              <w:t>22</w:t>
-            </w:r>
-          </w:p>
-        </w:tc>
-        <w:tc>
-          <w:tcPr>
-            <w:tcW w:w="2807" w:type="dxa"/>
-          </w:tcPr>
-          <w:p/>
-        </w:tc>
-        <w:tc>
-          <w:tcPr>
-            <w:tcW w:w="1405" w:type="dxa"/>
-          </w:tcPr>
-          <w:p/>
-        </w:tc>
-        <w:tc>
-          <w:tcPr>
-            <w:tcW w:w="1260" w:type="dxa"/>
-          </w:tcPr>
-          <w:p/>
-        </w:tc>
-        <w:tc>
-          <w:tcPr>
-            <w:tcW w:w="2070" w:type="dxa"/>
-          </w:tcPr>
-          <w:p/>
-        </w:tc>
-        <w:tc>
-          <w:tcPr>
-            <w:tcW w:w="2177" w:type="dxa"/>
-          </w:tcPr>
-          <w:p/>
-        </w:tc>
-      </w:tr>
-      <w:tr>
-        <w:trPr>
-          <w:trHeight w:val="288"/>
-        </w:trPr>
-        <w:tc>
-          <w:tcPr>
-            <w:tcW w:w="649" w:type="dxa"/>
-          </w:tcPr>
-          <w:p>
-            <w:pPr>
-              <w:jc w:val="center"/>
-              <w:rPr>
-                <w:rFonts w:ascii="Myriad Pro" w:hAnsi="Myriad Pro"/>
-                <w:b/>
-                <w:bCs/>
-                <w:sz w:val="20"/>
-                <w:szCs w:val="20"/>
-              </w:rPr>
-            </w:pPr>
-            <w:r>
-              <w:rPr>
-                <w:rFonts w:ascii="Myriad Pro" w:hAnsi="Myriad Pro"/>
-                <w:b/>
-                <w:bCs/>
-                <w:sz w:val="20"/>
-                <w:szCs w:val="20"/>
-              </w:rPr>
-              <w:t>23</w:t>
-            </w:r>
-          </w:p>
-        </w:tc>
-        <w:tc>
-          <w:tcPr>
-            <w:tcW w:w="2807" w:type="dxa"/>
-          </w:tcPr>
-          <w:p/>
-        </w:tc>
-        <w:tc>
-          <w:tcPr>
-            <w:tcW w:w="1405" w:type="dxa"/>
-          </w:tcPr>
-          <w:p/>
-        </w:tc>
-        <w:tc>
-          <w:tcPr>
-            <w:tcW w:w="1260" w:type="dxa"/>
-          </w:tcPr>
-          <w:p/>
-        </w:tc>
-        <w:tc>
-          <w:tcPr>
-            <w:tcW w:w="2070" w:type="dxa"/>
-          </w:tcPr>
-          <w:p/>
-        </w:tc>
-        <w:tc>
-          <w:tcPr>
-            <w:tcW w:w="2177" w:type="dxa"/>
-          </w:tcPr>
-          <w:p/>
-        </w:tc>
-      </w:tr>
-      <w:tr>
-        <w:trPr>
-          <w:trHeight w:val="288"/>
-        </w:trPr>
-        <w:tc>
-          <w:tcPr>
-            <w:tcW w:w="649" w:type="dxa"/>
-          </w:tcPr>
-          <w:p>
-            <w:pPr>
-              <w:jc w:val="center"/>
-              <w:rPr>
-                <w:rFonts w:ascii="Myriad Pro" w:hAnsi="Myriad Pro"/>
-                <w:b/>
-                <w:bCs/>
-                <w:sz w:val="20"/>
-                <w:szCs w:val="20"/>
-              </w:rPr>
-            </w:pPr>
-            <w:r>
-              <w:rPr>
-                <w:rFonts w:ascii="Myriad Pro" w:hAnsi="Myriad Pro"/>
-                <w:b/>
-                <w:bCs/>
-                <w:sz w:val="20"/>
-                <w:szCs w:val="20"/>
-              </w:rPr>
-              <w:t>24</w:t>
-            </w:r>
-          </w:p>
-        </w:tc>
-        <w:tc>
-          <w:tcPr>
-            <w:tcW w:w="2807" w:type="dxa"/>
-          </w:tcPr>
-          <w:p/>
-        </w:tc>
-        <w:tc>
-          <w:tcPr>
-            <w:tcW w:w="1405" w:type="dxa"/>
-          </w:tcPr>
-          <w:p/>
-        </w:tc>
-        <w:tc>
-          <w:tcPr>
-            <w:tcW w:w="1260" w:type="dxa"/>
-          </w:tcPr>
-          <w:p/>
-        </w:tc>
-        <w:tc>
-          <w:tcPr>
-            <w:tcW w:w="2070" w:type="dxa"/>
-          </w:tcPr>
-          <w:p/>
-        </w:tc>
-        <w:tc>
-          <w:tcPr>
-            <w:tcW w:w="2177" w:type="dxa"/>
-          </w:tcPr>
-          <w:p/>
-        </w:tc>
-      </w:tr>
-      <w:tr>
-        <w:trPr>
-          <w:trHeight w:val="288"/>
-        </w:trPr>
-        <w:tc>
-          <w:tcPr>
-            <w:tcW w:w="649" w:type="dxa"/>
-          </w:tcPr>
-          <w:p>
-            <w:pPr>
-              <w:jc w:val="center"/>
-              <w:rPr>
-                <w:rFonts w:ascii="Myriad Pro" w:hAnsi="Myriad Pro"/>
-                <w:b/>
-                <w:bCs/>
-                <w:sz w:val="20"/>
-                <w:szCs w:val="20"/>
-              </w:rPr>
-            </w:pPr>
-            <w:r>
-              <w:rPr>
-                <w:rFonts w:ascii="Myriad Pro" w:hAnsi="Myriad Pro"/>
-                <w:b/>
-                <w:bCs/>
-                <w:sz w:val="20"/>
-                <w:szCs w:val="20"/>
-              </w:rPr>
-              <w:t>25</w:t>
-            </w:r>
-          </w:p>
-        </w:tc>
-        <w:tc>
-          <w:tcPr>
-            <w:tcW w:w="2807" w:type="dxa"/>
-          </w:tcPr>
-          <w:p/>
-        </w:tc>
-        <w:tc>
-          <w:tcPr>
-            <w:tcW w:w="1405" w:type="dxa"/>
-          </w:tcPr>
-          <w:p/>
-        </w:tc>
-        <w:tc>
-          <w:tcPr>
-            <w:tcW w:w="1260" w:type="dxa"/>
-          </w:tcPr>
-          <w:p/>
-        </w:tc>
-        <w:tc>
-          <w:tcPr>
-            <w:tcW w:w="2070" w:type="dxa"/>
-          </w:tcPr>
-          <w:p/>
-        </w:tc>
-        <w:tc>
-          <w:tcPr>
-            <w:tcW w:w="2177" w:type="dxa"/>
-          </w:tcPr>
-          <w:p/>
-        </w:tc>
-      </w:tr>
-      <w:tr>
-        <w:trPr>
-          <w:trHeight w:val="288"/>
-        </w:trPr>
-        <w:tc>
-          <w:tcPr>
-            <w:tcW w:w="649" w:type="dxa"/>
-          </w:tcPr>
-          <w:p>
-            <w:pPr>
-              <w:jc w:val="center"/>
-              <w:rPr>
-                <w:rFonts w:ascii="Myriad Pro" w:hAnsi="Myriad Pro"/>
-                <w:b/>
-                <w:bCs/>
-                <w:sz w:val="20"/>
-                <w:szCs w:val="20"/>
-              </w:rPr>
-            </w:pPr>
-            <w:r>
-              <w:rPr>
-                <w:rFonts w:ascii="Myriad Pro" w:hAnsi="Myriad Pro"/>
-                <w:b/>
-                <w:bCs/>
-                <w:sz w:val="20"/>
-                <w:szCs w:val="20"/>
-              </w:rPr>
-              <w:t>26</w:t>
-            </w:r>
-          </w:p>
-        </w:tc>
-        <w:tc>
-          <w:tcPr>
-            <w:tcW w:w="2807" w:type="dxa"/>
-          </w:tcPr>
-          <w:p/>
-        </w:tc>
-        <w:tc>
-          <w:tcPr>
-            <w:tcW w:w="1405" w:type="dxa"/>
-          </w:tcPr>
-          <w:p/>
-        </w:tc>
-        <w:tc>
-          <w:tcPr>
-            <w:tcW w:w="1260" w:type="dxa"/>
-          </w:tcPr>
-          <w:p/>
-        </w:tc>
-        <w:tc>
-          <w:tcPr>
-            <w:tcW w:w="2070" w:type="dxa"/>
-          </w:tcPr>
-          <w:p/>
-        </w:tc>
-        <w:tc>
-          <w:tcPr>
-            <w:tcW w:w="2177" w:type="dxa"/>
-          </w:tcPr>
-          <w:p/>
-        </w:tc>
-      </w:tr>
-      <w:tr>
-        <w:trPr>
-          <w:trHeight w:val="288"/>
-        </w:trPr>
-        <w:tc>
-          <w:tcPr>
-            <w:tcW w:w="649" w:type="dxa"/>
-          </w:tcPr>
-          <w:p>
-            <w:pPr>
-              <w:jc w:val="center"/>
-              <w:rPr>
-                <w:rFonts w:ascii="Myriad Pro" w:hAnsi="Myriad Pro"/>
-                <w:b/>
-                <w:bCs/>
-                <w:sz w:val="20"/>
-                <w:szCs w:val="20"/>
-              </w:rPr>
-            </w:pPr>
-            <w:r>
-              <w:rPr>
-                <w:rFonts w:ascii="Myriad Pro" w:hAnsi="Myriad Pro"/>
-                <w:b/>
-                <w:bCs/>
-                <w:sz w:val="20"/>
-                <w:szCs w:val="20"/>
-              </w:rPr>
-              <w:t>27</w:t>
-            </w:r>
-          </w:p>
-        </w:tc>
-        <w:tc>
-          <w:tcPr>
-            <w:tcW w:w="2807" w:type="dxa"/>
-          </w:tcPr>
-          <w:p/>
-        </w:tc>
-        <w:tc>
-          <w:tcPr>
-            <w:tcW w:w="1405" w:type="dxa"/>
-          </w:tcPr>
-          <w:p/>
-        </w:tc>
-        <w:tc>
-          <w:tcPr>
-            <w:tcW w:w="1260" w:type="dxa"/>
-          </w:tcPr>
-          <w:p/>
-        </w:tc>
-        <w:tc>
-          <w:tcPr>
-            <w:tcW w:w="2070" w:type="dxa"/>
-          </w:tcPr>
-          <w:p/>
-        </w:tc>
-        <w:tc>
-          <w:tcPr>
-            <w:tcW w:w="2177" w:type="dxa"/>
-          </w:tcPr>
-          <w:p/>
-        </w:tc>
-      </w:tr>
-      <w:tr>
-        <w:trPr>
-          <w:trHeight w:val="288"/>
-        </w:trPr>
-        <w:tc>
-          <w:tcPr>
-            <w:tcW w:w="649" w:type="dxa"/>
-          </w:tcPr>
-          <w:p>
-            <w:pPr>
-              <w:jc w:val="center"/>
-              <w:rPr>
-                <w:rFonts w:ascii="Myriad Pro" w:hAnsi="Myriad Pro"/>
-                <w:b/>
-                <w:bCs/>
-                <w:sz w:val="20"/>
-                <w:szCs w:val="20"/>
-              </w:rPr>
-            </w:pPr>
-            <w:r>
-              <w:rPr>
-                <w:rFonts w:ascii="Myriad Pro" w:hAnsi="Myriad Pro"/>
-                <w:b/>
-                <w:bCs/>
-                <w:sz w:val="20"/>
-                <w:szCs w:val="20"/>
-              </w:rPr>
-              <w:t>28</w:t>
-            </w:r>
-          </w:p>
-        </w:tc>
-        <w:tc>
-          <w:tcPr>
-            <w:tcW w:w="2807" w:type="dxa"/>
-          </w:tcPr>
-          <w:p/>
-        </w:tc>
-        <w:tc>
-          <w:tcPr>
-            <w:tcW w:w="1405" w:type="dxa"/>
-          </w:tcPr>
-          <w:p/>
-        </w:tc>
-        <w:tc>
-          <w:tcPr>
-            <w:tcW w:w="1260" w:type="dxa"/>
-          </w:tcPr>
-          <w:p/>
-        </w:tc>
-        <w:tc>
-          <w:tcPr>
-            <w:tcW w:w="2070" w:type="dxa"/>
-          </w:tcPr>
-          <w:p/>
-        </w:tc>
-        <w:tc>
-          <w:tcPr>
-            <w:tcW w:w="2177" w:type="dxa"/>
-          </w:tcPr>
-          <w:p/>
-        </w:tc>
-      </w:tr>
-      <w:tr>
-        <w:trPr>
-          <w:trHeight w:val="288"/>
-        </w:trPr>
-        <w:tc>
-          <w:tcPr>
-            <w:tcW w:w="649" w:type="dxa"/>
-          </w:tcPr>
-          <w:p>
-            <w:pPr>
-              <w:jc w:val="center"/>
-              <w:rPr>
-                <w:rFonts w:ascii="Myriad Pro" w:hAnsi="Myriad Pro"/>
-                <w:b/>
-                <w:bCs/>
-                <w:sz w:val="20"/>
-                <w:szCs w:val="20"/>
-              </w:rPr>
-            </w:pPr>
-            <w:r>
-              <w:rPr>
-                <w:rFonts w:ascii="Myriad Pro" w:hAnsi="Myriad Pro"/>
-                <w:b/>
-                <w:bCs/>
-                <w:sz w:val="20"/>
-                <w:szCs w:val="20"/>
-              </w:rPr>
-              <w:t>29</w:t>
-            </w:r>
-          </w:p>
-        </w:tc>
-        <w:tc>
-          <w:tcPr>
-            <w:tcW w:w="2807" w:type="dxa"/>
-          </w:tcPr>
-          <w:p/>
-        </w:tc>
-        <w:tc>
-          <w:tcPr>
-            <w:tcW w:w="1405" w:type="dxa"/>
-          </w:tcPr>
-          <w:p/>
-        </w:tc>
-        <w:tc>
-          <w:tcPr>
-            <w:tcW w:w="1260" w:type="dxa"/>
-          </w:tcPr>
-          <w:p/>
-        </w:tc>
-        <w:tc>
-          <w:tcPr>
-            <w:tcW w:w="2070" w:type="dxa"/>
-          </w:tcPr>
-          <w:p/>
-        </w:tc>
-        <w:tc>
-          <w:tcPr>
-            <w:tcW w:w="2177" w:type="dxa"/>
-          </w:tcPr>
-          <w:p/>
-        </w:tc>
-      </w:tr>
-      <w:tr>
-        <w:trPr>
-          <w:trHeight w:val="288"/>
-        </w:trPr>
-        <w:tc>
-          <w:tcPr>
-            <w:tcW w:w="649" w:type="dxa"/>
-          </w:tcPr>
-          <w:p>
-            <w:pPr>
-              <w:jc w:val="center"/>
-              <w:rPr>
-                <w:rFonts w:ascii="Myriad Pro" w:hAnsi="Myriad Pro"/>
-                <w:b/>
-                <w:bCs/>
-                <w:sz w:val="20"/>
-                <w:szCs w:val="20"/>
-              </w:rPr>
-            </w:pPr>
-            <w:r>
-              <w:rPr>
-                <w:rFonts w:ascii="Myriad Pro" w:hAnsi="Myriad Pro"/>
-                <w:b/>
-                <w:bCs/>
-                <w:sz w:val="20"/>
-                <w:szCs w:val="20"/>
-              </w:rPr>
-              <w:t>30</w:t>
-            </w:r>
-          </w:p>
-        </w:tc>
-        <w:tc>
-          <w:tcPr>
-            <w:tcW w:w="2807" w:type="dxa"/>
-          </w:tcPr>
-          <w:p/>
-        </w:tc>
-        <w:tc>
-          <w:tcPr>
-            <w:tcW w:w="1405" w:type="dxa"/>
-          </w:tcPr>
-          <w:p/>
-        </w:tc>
-        <w:tc>
-          <w:tcPr>
-            <w:tcW w:w="1260" w:type="dxa"/>
-          </w:tcPr>
-          <w:p/>
-        </w:tc>
-        <w:tc>
-          <w:tcPr>
-            <w:tcW w:w="2070" w:type="dxa"/>
-          </w:tcPr>
-          <w:p/>
-        </w:tc>
-        <w:tc>
-          <w:tcPr>
-            <w:tcW w:w="2177" w:type="dxa"/>
-          </w:tcPr>
-          <w:p/>
-        </w:tc>
-      </w:tr>
-      <w:tr>
-        <w:trPr>
-          <w:trHeight w:val="288"/>
-        </w:trPr>
-        <w:tc>
-          <w:tcPr>
-            <w:tcW w:w="649" w:type="dxa"/>
-          </w:tcPr>
-          <w:p>
-            <w:pPr>
-              <w:jc w:val="center"/>
-              <w:rPr>
-                <w:rFonts w:ascii="Myriad Pro" w:hAnsi="Myriad Pro"/>
-                <w:b/>
-                <w:bCs/>
-                <w:sz w:val="20"/>
-                <w:szCs w:val="20"/>
-              </w:rPr>
-            </w:pPr>
-            <w:r>
-              <w:rPr>
-                <w:rFonts w:ascii="Myriad Pro" w:hAnsi="Myriad Pro"/>
-                <w:b/>
-                <w:bCs/>
-                <w:sz w:val="20"/>
-                <w:szCs w:val="20"/>
-              </w:rPr>
-              <w:t>31</w:t>
-            </w:r>
-          </w:p>
-        </w:tc>
-        <w:tc>
-          <w:tcPr>
-            <w:tcW w:w="2807" w:type="dxa"/>
-          </w:tcPr>
-          <w:p/>
-        </w:tc>
-        <w:tc>
-          <w:tcPr>
-            <w:tcW w:w="1405" w:type="dxa"/>
-          </w:tcPr>
-          <w:p/>
-        </w:tc>
-        <w:tc>
-          <w:tcPr>
-            <w:tcW w:w="1260" w:type="dxa"/>
-          </w:tcPr>
-          <w:p/>
-        </w:tc>
-        <w:tc>
-          <w:tcPr>
-            <w:tcW w:w="2070" w:type="dxa"/>
-          </w:tcPr>
-          <w:p/>
-        </w:tc>
-        <w:tc>
-          <w:tcPr>
-            <w:tcW w:w="2177" w:type="dxa"/>
-          </w:tcPr>
-          <w:p/>
-        </w:tc>
-      </w:tr>
-      <w:tr>
-        <w:trPr>
-          <w:trHeight w:val="288"/>
-        </w:trPr>
-        <w:tc>
-          <w:tcPr>
-            <w:tcW w:w="649" w:type="dxa"/>
-          </w:tcPr>
-          <w:p>
-            <w:pPr>
-              <w:jc w:val="center"/>
-              <w:rPr>
-                <w:rFonts w:ascii="Myriad Pro" w:hAnsi="Myriad Pro"/>
-                <w:b/>
-                <w:bCs/>
-                <w:sz w:val="20"/>
-                <w:szCs w:val="20"/>
-              </w:rPr>
-            </w:pPr>
-            <w:r>
-              <w:rPr>
-                <w:rFonts w:ascii="Myriad Pro" w:hAnsi="Myriad Pro"/>
-                <w:b/>
-                <w:bCs/>
-                <w:sz w:val="20"/>
-                <w:szCs w:val="20"/>
-              </w:rPr>
-              <w:t>32</w:t>
-            </w:r>
-          </w:p>
-        </w:tc>
-        <w:tc>
-          <w:tcPr>
-            <w:tcW w:w="2807" w:type="dxa"/>
-          </w:tcPr>
-          <w:p/>
-        </w:tc>
-        <w:tc>
-          <w:tcPr>
-            <w:tcW w:w="1405" w:type="dxa"/>
-          </w:tcPr>
-          <w:p/>
-        </w:tc>
-        <w:tc>
-          <w:tcPr>
-            <w:tcW w:w="1260" w:type="dxa"/>
-          </w:tcPr>
-          <w:p/>
-        </w:tc>
-        <w:tc>
-          <w:tcPr>
-            <w:tcW w:w="2070" w:type="dxa"/>
-          </w:tcPr>
-          <w:p/>
-        </w:tc>
-        <w:tc>
-          <w:tcPr>
-            <w:tcW w:w="2177" w:type="dxa"/>
-          </w:tcPr>
-          <w:p/>
-        </w:tc>
-      </w:tr>
-      <w:tr>
-        <w:trPr>
-          <w:trHeight w:val="288"/>
-        </w:trPr>
-        <w:tc>
-          <w:tcPr>
-            <w:tcW w:w="649" w:type="dxa"/>
-          </w:tcPr>
-          <w:p>
-            <w:pPr>
-              <w:jc w:val="center"/>
-              <w:rPr>
-                <w:rFonts w:ascii="Myriad Pro" w:hAnsi="Myriad Pro"/>
-                <w:b/>
-                <w:bCs/>
-                <w:sz w:val="20"/>
-                <w:szCs w:val="20"/>
-              </w:rPr>
-            </w:pPr>
-            <w:r>
-              <w:rPr>
-                <w:rFonts w:ascii="Myriad Pro" w:hAnsi="Myriad Pro"/>
-                <w:b/>
-                <w:bCs/>
-                <w:sz w:val="20"/>
-                <w:szCs w:val="20"/>
-              </w:rPr>
-              <w:t>33</w:t>
-            </w:r>
-          </w:p>
-        </w:tc>
-        <w:tc>
-          <w:tcPr>
-            <w:tcW w:w="2807" w:type="dxa"/>
-          </w:tcPr>
-          <w:p/>
-        </w:tc>
-        <w:tc>
-          <w:tcPr>
-            <w:tcW w:w="1405" w:type="dxa"/>
-          </w:tcPr>
-          <w:p/>
-        </w:tc>
-        <w:tc>
-          <w:tcPr>
-            <w:tcW w:w="1260" w:type="dxa"/>
-          </w:tcPr>
-          <w:p/>
-        </w:tc>
-        <w:tc>
-          <w:tcPr>
-            <w:tcW w:w="2070" w:type="dxa"/>
-          </w:tcPr>
-          <w:p/>
-        </w:tc>
-        <w:tc>
-          <w:tcPr>
-            <w:tcW w:w="2177" w:type="dxa"/>
-          </w:tcPr>
-          <w:p/>
-        </w:tc>
-      </w:tr>
-      <w:tr>
-        <w:trPr>
-          <w:trHeight w:val="288"/>
-        </w:trPr>
-        <w:tc>
-          <w:tcPr>
-            <w:tcW w:w="649" w:type="dxa"/>
-          </w:tcPr>
-          <w:p>
-            <w:pPr>
-              <w:jc w:val="center"/>
-              <w:rPr>
-                <w:rFonts w:ascii="Myriad Pro" w:hAnsi="Myriad Pro"/>
-                <w:b/>
-                <w:bCs/>
-                <w:sz w:val="20"/>
-                <w:szCs w:val="20"/>
-              </w:rPr>
-            </w:pPr>
-            <w:r>
-              <w:rPr>
-                <w:rFonts w:ascii="Myriad Pro" w:hAnsi="Myriad Pro"/>
-                <w:b/>
-                <w:bCs/>
-                <w:sz w:val="20"/>
-                <w:szCs w:val="20"/>
-              </w:rPr>
-              <w:t>34</w:t>
-            </w:r>
-          </w:p>
-        </w:tc>
-        <w:tc>
-          <w:tcPr>
-            <w:tcW w:w="2807" w:type="dxa"/>
-          </w:tcPr>
-          <w:p/>
-        </w:tc>
-        <w:tc>
-          <w:tcPr>
-            <w:tcW w:w="1405" w:type="dxa"/>
-          </w:tcPr>
-          <w:p/>
-        </w:tc>
-        <w:tc>
-          <w:tcPr>
-            <w:tcW w:w="1260" w:type="dxa"/>
-          </w:tcPr>
-          <w:p/>
-        </w:tc>
-        <w:tc>
-          <w:tcPr>
-            <w:tcW w:w="2070" w:type="dxa"/>
-          </w:tcPr>
-          <w:p/>
-        </w:tc>
-        <w:tc>
-          <w:tcPr>
-            <w:tcW w:w="2177" w:type="dxa"/>
-          </w:tcPr>
-          <w:p/>
-        </w:tc>
-      </w:tr>
-      <w:tr>
-        <w:trPr>
-          <w:trHeight w:val="288"/>
-        </w:trPr>
-        <w:tc>
-          <w:tcPr>
-            <w:tcW w:w="649" w:type="dxa"/>
-          </w:tcPr>
-          <w:p>
-            <w:pPr>
-              <w:jc w:val="center"/>
-              <w:rPr>
-                <w:rFonts w:ascii="Myriad Pro" w:hAnsi="Myriad Pro"/>
-                <w:b/>
-                <w:bCs/>
-                <w:sz w:val="20"/>
-                <w:szCs w:val="20"/>
-              </w:rPr>
-            </w:pPr>
-            <w:r>
-              <w:rPr>
-                <w:rFonts w:ascii="Myriad Pro" w:hAnsi="Myriad Pro"/>
-                <w:b/>
-                <w:bCs/>
-                <w:sz w:val="20"/>
-                <w:szCs w:val="20"/>
-              </w:rPr>
-              <w:t>35</w:t>
-            </w:r>
-          </w:p>
-        </w:tc>
-        <w:tc>
-          <w:tcPr>
-            <w:tcW w:w="2807" w:type="dxa"/>
-          </w:tcPr>
-          <w:p/>
-        </w:tc>
-        <w:tc>
-          <w:tcPr>
-            <w:tcW w:w="1405" w:type="dxa"/>
-          </w:tcPr>
-          <w:p/>
-        </w:tc>
-        <w:tc>
-          <w:tcPr>
-            <w:tcW w:w="1260" w:type="dxa"/>
-          </w:tcPr>
-          <w:p/>
-        </w:tc>
-        <w:tc>
-          <w:tcPr>
-            <w:tcW w:w="2070" w:type="dxa"/>
-          </w:tcPr>
-          <w:p/>
-        </w:tc>
-        <w:tc>
-          <w:tcPr>
-            <w:tcW w:w="2177" w:type="dxa"/>
-          </w:tcPr>
-          <w:p/>
-        </w:tc>
-      </w:tr>
-      <w:tr>
-        <w:trPr>
-          <w:trHeight w:val="288"/>
-        </w:trPr>
-        <w:tc>
-          <w:tcPr>
-            <w:tcW w:w="649" w:type="dxa"/>
-          </w:tcPr>
-          <w:p>
-            <w:pPr>
-              <w:jc w:val="center"/>
-              <w:rPr>
-                <w:rFonts w:ascii="Myriad Pro" w:hAnsi="Myriad Pro"/>
-                <w:b/>
-                <w:bCs/>
-                <w:sz w:val="20"/>
-                <w:szCs w:val="20"/>
-              </w:rPr>
-            </w:pPr>
-            <w:r>
-              <w:rPr>
-                <w:rFonts w:ascii="Myriad Pro" w:hAnsi="Myriad Pro"/>
-                <w:b/>
-                <w:bCs/>
-                <w:sz w:val="20"/>
-                <w:szCs w:val="20"/>
-              </w:rPr>
-              <w:t>36</w:t>
-            </w:r>
-          </w:p>
-        </w:tc>
-        <w:tc>
-          <w:tcPr>
-            <w:tcW w:w="2807" w:type="dxa"/>
-          </w:tcPr>
-          <w:p/>
-        </w:tc>
-        <w:tc>
-          <w:tcPr>
-            <w:tcW w:w="1405" w:type="dxa"/>
-          </w:tcPr>
-          <w:p/>
-        </w:tc>
-        <w:tc>
-          <w:tcPr>
-            <w:tcW w:w="1260" w:type="dxa"/>
-          </w:tcPr>
-          <w:p/>
-        </w:tc>
-        <w:tc>
-          <w:tcPr>
-            <w:tcW w:w="2070" w:type="dxa"/>
-          </w:tcPr>
-          <w:p/>
-        </w:tc>
-        <w:tc>
-          <w:tcPr>
-            <w:tcW w:w="2177" w:type="dxa"/>
-          </w:tcPr>
-          <w:p/>
-        </w:tc>
-      </w:tr>
-      <w:tr>
-        <w:trPr>
-          <w:trHeight w:val="288"/>
-        </w:trPr>
-        <w:tc>
-          <w:tcPr>
-            <w:tcW w:w="649" w:type="dxa"/>
-          </w:tcPr>
-          <w:p>
-            <w:pPr>
-              <w:jc w:val="center"/>
-              <w:rPr>
-                <w:rFonts w:ascii="Myriad Pro" w:hAnsi="Myriad Pro"/>
-                <w:b/>
-                <w:bCs/>
-                <w:sz w:val="20"/>
-                <w:szCs w:val="20"/>
-              </w:rPr>
-            </w:pPr>
-            <w:r>
-              <w:rPr>
-                <w:rFonts w:ascii="Myriad Pro" w:hAnsi="Myriad Pro"/>
-                <w:b/>
-                <w:bCs/>
-                <w:sz w:val="20"/>
-                <w:szCs w:val="20"/>
-              </w:rPr>
-              <w:t>37</w:t>
-            </w:r>
-          </w:p>
-        </w:tc>
-        <w:tc>
-          <w:tcPr>
-            <w:tcW w:w="2807" w:type="dxa"/>
-          </w:tcPr>
-          <w:p/>
-        </w:tc>
-        <w:tc>
-          <w:tcPr>
-            <w:tcW w:w="1405" w:type="dxa"/>
-          </w:tcPr>
-          <w:p/>
-        </w:tc>
-        <w:tc>
-          <w:tcPr>
-            <w:tcW w:w="1260" w:type="dxa"/>
-          </w:tcPr>
-          <w:p/>
-        </w:tc>
-        <w:tc>
-          <w:tcPr>
-            <w:tcW w:w="2070" w:type="dxa"/>
-          </w:tcPr>
-          <w:p/>
-        </w:tc>
-        <w:tc>
-          <w:tcPr>
-            <w:tcW w:w="2177" w:type="dxa"/>
-          </w:tcPr>
-          <w:p/>
-        </w:tc>
-      </w:tr>
-      <w:tr>
-        <w:trPr>
-          <w:trHeight w:val="288"/>
-        </w:trPr>
-        <w:tc>
-          <w:tcPr>
-            <w:tcW w:w="649" w:type="dxa"/>
-          </w:tcPr>
-          <w:p>
-            <w:pPr>
-              <w:jc w:val="center"/>
-              <w:rPr>
-                <w:rFonts w:ascii="Myriad Pro" w:hAnsi="Myriad Pro"/>
-                <w:b/>
-                <w:bCs/>
-                <w:sz w:val="20"/>
-                <w:szCs w:val="20"/>
-              </w:rPr>
-            </w:pPr>
-            <w:r>
-              <w:rPr>
-                <w:rFonts w:ascii="Myriad Pro" w:hAnsi="Myriad Pro"/>
-                <w:b/>
-                <w:bCs/>
-                <w:sz w:val="20"/>
-                <w:szCs w:val="20"/>
-              </w:rPr>
-              <w:t>38</w:t>
-            </w:r>
-          </w:p>
-        </w:tc>
-        <w:tc>
-          <w:tcPr>
-            <w:tcW w:w="2807" w:type="dxa"/>
-          </w:tcPr>
-          <w:p/>
-        </w:tc>
-        <w:tc>
-          <w:tcPr>
-            <w:tcW w:w="1405" w:type="dxa"/>
-          </w:tcPr>
-          <w:p/>
-        </w:tc>
-        <w:tc>
-          <w:tcPr>
-            <w:tcW w:w="1260" w:type="dxa"/>
-          </w:tcPr>
-          <w:p/>
-        </w:tc>
-        <w:tc>
-          <w:tcPr>
-            <w:tcW w:w="2070" w:type="dxa"/>
-          </w:tcPr>
-          <w:p/>
-        </w:tc>
-        <w:tc>
-          <w:tcPr>
-            <w:tcW w:w="2177" w:type="dxa"/>
-          </w:tcPr>
-          <w:p/>
-        </w:tc>
-      </w:tr>
-      <w:tr>
-        <w:trPr>
-          <w:trHeight w:val="288"/>
-        </w:trPr>
-        <w:tc>
-          <w:tcPr>
-            <w:tcW w:w="649" w:type="dxa"/>
-          </w:tcPr>
-          <w:p>
-            <w:pPr>
-              <w:jc w:val="center"/>
-              <w:rPr>
-                <w:rFonts w:ascii="Myriad Pro" w:hAnsi="Myriad Pro"/>
-                <w:b/>
-                <w:bCs/>
-                <w:sz w:val="20"/>
-                <w:szCs w:val="20"/>
-              </w:rPr>
-            </w:pPr>
-            <w:r>
-              <w:rPr>
-                <w:rFonts w:ascii="Myriad Pro" w:hAnsi="Myriad Pro"/>
-                <w:b/>
-                <w:bCs/>
-                <w:sz w:val="20"/>
-                <w:szCs w:val="20"/>
-              </w:rPr>
-              <w:t>39</w:t>
-            </w:r>
-          </w:p>
-        </w:tc>
-        <w:tc>
-          <w:tcPr>
-            <w:tcW w:w="2807" w:type="dxa"/>
-          </w:tcPr>
-          <w:p/>
-        </w:tc>
-        <w:tc>
-          <w:tcPr>
-            <w:tcW w:w="1405" w:type="dxa"/>
-          </w:tcPr>
-          <w:p/>
-        </w:tc>
-        <w:tc>
-          <w:tcPr>
-            <w:tcW w:w="1260" w:type="dxa"/>
-          </w:tcPr>
-          <w:p/>
-        </w:tc>
-        <w:tc>
-          <w:tcPr>
-            <w:tcW w:w="2070" w:type="dxa"/>
-          </w:tcPr>
-          <w:p/>
-        </w:tc>
-        <w:tc>
-          <w:tcPr>
-            <w:tcW w:w="2177" w:type="dxa"/>
-          </w:tcPr>
-          <w:p/>
-        </w:tc>
-      </w:tr>
-      <w:tr>
-        <w:trPr>
-          <w:trHeight w:val="288"/>
-        </w:trPr>
-        <w:tc>
-          <w:tcPr>
-            <w:tcW w:w="649" w:type="dxa"/>
-          </w:tcPr>
-          <w:p>
-            <w:pPr>
-              <w:jc w:val="center"/>
-              <w:rPr>
-                <w:rFonts w:ascii="Myriad Pro" w:hAnsi="Myriad Pro"/>
-                <w:b/>
-                <w:bCs/>
-                <w:sz w:val="20"/>
-                <w:szCs w:val="20"/>
-              </w:rPr>
-            </w:pPr>
-            <w:r>
-              <w:rPr>
-                <w:rFonts w:ascii="Myriad Pro" w:hAnsi="Myriad Pro"/>
-                <w:b/>
-                <w:bCs/>
-                <w:sz w:val="20"/>
-                <w:szCs w:val="20"/>
-              </w:rPr>
-              <w:t>40</w:t>
-            </w:r>
-          </w:p>
-        </w:tc>
-        <w:tc>
-          <w:tcPr>
-            <w:tcW w:w="2807" w:type="dxa"/>
-          </w:tcPr>
-          <w:p/>
-        </w:tc>
-        <w:tc>
-          <w:tcPr>
-            <w:tcW w:w="1405" w:type="dxa"/>
-          </w:tcPr>
-          <w:p/>
-        </w:tc>
-        <w:tc>
-          <w:tcPr>
-            <w:tcW w:w="1260" w:type="dxa"/>
-          </w:tcPr>
-          <w:p/>
-        </w:tc>
-        <w:tc>
-          <w:tcPr>
-            <w:tcW w:w="2070" w:type="dxa"/>
-          </w:tcPr>
-          <w:p/>
-        </w:tc>
-        <w:tc>
-          <w:tcPr>
-            <w:tcW w:w="2177" w:type="dxa"/>
-          </w:tcPr>
-          <w:p/>
-        </w:tc>
-      </w:tr>
-      <w:bookmarkEnd w:id="1"/>
     </w:tbl>
+    <w:p>
+      <w:pPr>
+        <w:spacing w:line="240" w:lineRule="auto"/>
+        <w:rPr>
+          <w:rFonts w:asciiTheme="majorBidi" w:hAnsiTheme="majorBidi" w:cstheme="majorBidi"/>
+          <w:sz w:val="20"/>
+          <w:szCs w:val="20"/>
+        </w:rPr>
+      </w:pPr>
+    </w:p>
+    <w:p/>
     <w:p/>
     <w:sectPr>
       <w:pgSz w:w="12240" w:h="15840"/>
@@ -5687,7 +4048,7 @@
 </file>
 
 <file path=word/styles.xml><?xml version="1.0" encoding="utf-8"?>
-<w:styles xmlns:mc="http://schemas.openxmlformats.org/markup-compatibility/2006" xmlns:r="http://schemas.openxmlformats.org/officeDocument/2006/relationships" xmlns:w="http://schemas.openxmlformats.org/wordprocessingml/2006/main" xmlns:w14="http://schemas.microsoft.com/office/word/2010/wordml" xmlns:w15="http://schemas.microsoft.com/office/word/2012/wordml" xmlns:w16cex="http://schemas.microsoft.com/office/word/2018/wordml/cex" xmlns:w16cid="http://schemas.microsoft.com/office/word/2016/wordml/cid" xmlns:w16="http://schemas.microsoft.com/office/word/2018/wordml" xmlns:w16du="http://schemas.microsoft.com/office/word/2023/wordml/word16du" xmlns:w16sdtdh="http://schemas.microsoft.com/office/word/2020/wordml/sdtdatahash" xmlns:w16se="http://schemas.microsoft.com/office/word/2015/wordml/symex" mc:Ignorable="w14 w15 w16se w16cid w16 w16cex w16sdtdh w16du">
+<w:styles xmlns:mc="http://schemas.openxmlformats.org/markup-compatibility/2006" xmlns:r="http://schemas.openxmlformats.org/officeDocument/2006/relationships" xmlns:w="http://schemas.openxmlformats.org/wordprocessingml/2006/main" xmlns:w14="http://schemas.microsoft.com/office/word/2010/wordml" xmlns:w15="http://schemas.microsoft.com/office/word/2012/wordml" xmlns:w16cex="http://schemas.microsoft.com/office/word/2018/wordml/cex" xmlns:w16cid="http://schemas.microsoft.com/office/word/2016/wordml/cid" xmlns:w16="http://schemas.microsoft.com/office/word/2018/wordml" xmlns:w16sdtdh="http://schemas.microsoft.com/office/word/2020/wordml/sdtdatahash" xmlns:w16se="http://schemas.microsoft.com/office/word/2015/wordml/symex" mc:Ignorable="w14 w15 w16se w16cid w16 w16cex w16sdtdh">
   <w:docDefaults>
     <w:rPrDefault>
       <w:rPr>
@@ -6086,6 +4447,7 @@
   <w:style w:type="paragraph" w:default="1" w:styleId="Normal">
     <w:name w:val="Normal"/>
     <w:qFormat/>
+    <w:rsid w:val="004E29B0"/>
   </w:style>
   <w:style w:type="paragraph" w:styleId="Heading1">
     <w:name w:val="heading 1"/>
@@ -6628,6 +4990,17 @@
       </w:tblBorders>
     </w:tblPr>
   </w:style>
+  <w:style w:type="character" w:styleId="Strong">
+    <w:name w:val="Strong"/>
+    <w:basedOn w:val="DefaultParagraphFont"/>
+    <w:uiPriority w:val="22"/>
+    <w:qFormat/>
+    <w:rsid w:val="00E116E4"/>
+    <w:rPr>
+      <w:b/>
+      <w:bCs/>
+    </w:rPr>
+  </w:style>
 </w:styles>
 </file>
 
